--- a/vvdn/converters/dc-dc/isolated/dual-active-bridge.docx
+++ b/vvdn/converters/dc-dc/isolated/dual-active-bridge.docx
@@ -142,53 +142,2626 @@
                 <w:color w:val="2D3748"/>
                 <w:sz w:val="18"/>
               </w:rPr>
-              <w:t xml:space="preserve">                           Dual Active Bridge (DAB) Power Stage</w:t>
+              <w:t>========================================================================================================================</w:t>
               <w:br/>
-              <w:t xml:space="preserve">  ========== PRIMARY BRIDGE (PORT 1: V1) ==========       ========== SECONDARY BRIDGE (PORT 2: V2) ==========</w:t>
+              <w:t xml:space="preserve">     DETAILED HARDWARE SCHEMATIC: BIDIRECTIONAL DUAL ACTIVE BRIDGE (DAB) CONVERTER (400V &lt;-&gt; 48V, 3.3kW EV/ESS)</w:t>
               <w:br/>
-              <w:t xml:space="preserve">  +V1 DC ────┬──────────────────┬─────────────────┐        +V2 DC ────┬──────────────────┬─────────────────┐</w:t>
+              <w:t>========================================================================================================================</w:t>
               <w:br/>
-              <w:t xml:space="preserve">             │                  │                 │                   │                  │                 │</w:t>
               <w:br/>
-              <w:t xml:space="preserve">         Drain (D)          Drain (D)             │               Drain (D)          Drain (D)             │</w:t>
+              <w:t xml:space="preserve">  +================ PORT 1: HIGH-VOLTAGE DC BUS (+400V) ================+   +================ PORT 2: LOW-VOLTAGE DC BUS (+48V) =================+</w:t>
               <w:br/>
-              <w:t xml:space="preserve">         ┌───┴───┐          ┌───┴───┐             │               ┌───┴───┐          ┌───┴───┐             │</w:t>
+              <w:t xml:space="preserve">  +V1 (+400V DC) ─────────┬───────────────────────┬─────────────────────┐     +V2 (+48V DC) ──────────┬───────────────────────┬─────────────────────┐</w:t>
               <w:br/>
-              <w:t xml:space="preserve">         │  S1   │          │  S3   │           ┌─┴─┐ C1          │  S5   │          │  S7   │           ┌─┴─┐ C2</w:t>
+              <w:t xml:space="preserve">      │                   │                       │                     │         │                   │                       │                     │</w:t>
               <w:br/>
-              <w:t xml:space="preserve">         └───┬───┘          └───┬───┘           │   │             └───┬───┘          └───┬───┘           │   │</w:t>
+              <w:t xml:space="preserve">     ┌┴─────────────────┐ │                       │                    ┌┴┐       ┌┴─────────────────┐ │                       │                    ┌┴┐</w:t>
               <w:br/>
-              <w:t xml:space="preserve">             │ Source (S)       │ Source (S)    └─┬─┘                 │ Source (S)       │ Source (S)    └─┬─┘</w:t>
+              <w:t xml:space="preserve">     │ C1_BULK          │ │                       │                    │ │ C1_CER│ C2_BULK          │ │                       │                    │ │ C2_CER</w:t>
               <w:br/>
-              <w:t xml:space="preserve">             ├─── Leg A ──┐     ├─── Leg B ─┐     │                   ├─── Leg C ──┐     ├─── Leg D ─┐     │</w:t>
+              <w:t xml:space="preserve">     │ 470µF / 450V     │ │                       │                    └┬┘ 4x 1µF│ 1200µF / 63V     │ │                       │                    └┬┘ 6x 10µF</w:t>
               <w:br/>
-              <w:t xml:space="preserve">             │            │     │           │     │                   │            │     │           │     │</w:t>
+              <w:t xml:space="preserve">     │ Poly Film        │ │                       │                     │  630V  │ Low-ESR Poly     │ │                       │                     │  100V</w:t>
               <w:br/>
-              <w:t xml:space="preserve">         Drain (D)        │ Drain (D)       │     │               Drain (D)        │ Drain (D)       │     │</w:t>
+              <w:t xml:space="preserve">     └┬─────────────────┘ │                       │                     │        └┬─────────────────┘ │                       │                     │</w:t>
               <w:br/>
-              <w:t xml:space="preserve">         ┌───┴───┐        │ ┌───┴───┐       │     │               ┌───┴───┐        │ ┌───┴───┐       │     │</w:t>
+              <w:t xml:space="preserve">      │               Drain(D)                Drain(D)                  │         │               Drain(D)                Drain(D)                  │</w:t>
               <w:br/>
-              <w:t xml:space="preserve">         │  S2   │        │ │  S4   │       │     │               │  S6   │        │ │  S8   │       │     │</w:t>
+              <w:t xml:space="preserve">      │              ┌────┴──────────┐       ┌────┴──────────┐          │         │              ┌────┴──────────┐       ┌────┴──────────┐          │</w:t>
               <w:br/>
-              <w:t xml:space="preserve">         └───┬───┘        │ └───┬───┘       │     │               └───┬───┘        │ └───┬───┘       │     │</w:t>
+              <w:t xml:space="preserve">      │              │ S1: HS SiC-FET│       │ S3: HS SiC-FET│          │         │              │ S5: HS N-MOS  │       │ S7: HS N-MOS  │          │</w:t>
               <w:br/>
-              <w:t xml:space="preserve">             │ Source (S) │     │ Source (S)│     │                   │ Source (S) │     │ Source (S)│     │</w:t>
+              <w:t xml:space="preserve">      │       +-----&gt;│ C3M0065090D   │+-----&gt;│ C3M0065090D   │          │         │       +-----&gt;│ IPT012N08N5   │+-----&gt;│ IPT012N08N5   │          │</w:t>
               <w:br/>
-              <w:t xml:space="preserve">          GND_1 ──────────┴─────┴───────────┴─────┴── GND_1        GND_2 ──────────┴─────┴───────────┴─────┴── GND_2</w:t>
+              <w:t xml:space="preserve">      │       | Gate │ (900V, 65mΩ)  || Gate │ (900V, 65mΩ)  │          │         │       | Gate │ (80V, 1.2mΩ)  || Gate │ (80V, 1.2mΩ)  │          │</w:t>
               <w:br/>
-              <w:t xml:space="preserve">                          │                 │                                      │                 │</w:t>
+              <w:t xml:space="preserve">      │       |      └────┬──────────┘|      └────┬──────────┘          │         │       |      └────┬──────────┘|      └────┬──────────┘          │</w:t>
               <w:br/>
-              <w:t xml:space="preserve">                          ├───[ Inductor L ]┼───[ Transformer Primary: N1 ]───┐    │                 │</w:t>
+              <w:t xml:space="preserve">      │       |     Source│           |     Source│                     │         │       |     Source│           |     Source│                     │</w:t>
               <w:br/>
-              <w:t xml:space="preserve">                          │   (Energy Trans)│             ││                  │    │                 │</w:t>
+              <w:t xml:space="preserve">      │       |           │           |           │                     │         │       |           │           |           │                     │</w:t>
               <w:br/>
-              <w:t xml:space="preserve">                          │                 └─────────────┼───────────────────┘    │                 │</w:t>
+              <w:t xml:space="preserve">      │       |           +=== NODE A |           +=== NODE B           │         │       |           +=== NODE C |           +=== NODE D           │</w:t>
               <w:br/>
-              <w:t xml:space="preserve">                          │                               ││                       │                 │</w:t>
+              <w:t xml:space="preserve">      │       |           |   (Leg A) |           |   (Leg B)           │         │       |           |   (Leg C) |           |   (Leg D)           │</w:t>
               <w:br/>
-              <w:t xml:space="preserve">                          │                     [ Transformer Secondary: N2 ]──────┴─────────────────┘</w:t>
+              <w:t xml:space="preserve">      │       |           |           |           |                     │         │       |           |           |           |                     │</w:t>
               <w:br/>
-              <w:t xml:space="preserve">                          │                               ││</w:t>
+              <w:t xml:space="preserve">      │       |       Drain(D)        |       Drain(D)                  │         │       |       Drain(D)        |       Drain(D)                  │</w:t>
+              <w:br/>
+              <w:t xml:space="preserve">      │       |      ┌────┴──────────┐|      ┌────┴──────────┐          │         │       |      ┌────┴──────────┐|      ┌────┴──────────┐          │</w:t>
+              <w:br/>
+              <w:t xml:space="preserve">      │       |      │ S2: LS SiC-FET│|      │ S4: LS SiC-FET│          │         │       |      │ S6: LS N-MOS  │|      │ S8: LS N-MOS  │          │</w:t>
+              <w:br/>
+              <w:t xml:space="preserve">      │   +---+-----&gt;│ C3M0065090D   │+-----&gt;│ C3M0065090D   │          │         │   +---+-----&gt;│ IPT012N08N5   │+-----&gt;│ IPT012N08N5   │          │</w:t>
+              <w:br/>
+              <w:t xml:space="preserve">      │   |   | Gate └────┬──────────┘| Gate └────┬──────────┘          │         │   |   | Gate └────┬──────────┘| Gate └────┬──────────┘          │</w:t>
+              <w:br/>
+              <w:t xml:space="preserve">      │   |   |     Source│           |     Source│                     │         │   |   |     Source│           |     Source│                     │</w:t>
+              <w:br/>
+              <w:t xml:space="preserve">  GND_1 ──┴───┼───────────┴───────────┼───────────┴─────────────────────┴── GND_1│GND_2 ──┴───┼───────────┴───────────┼───────────┴─────────────────────┴── GND_2</w:t>
+              <w:br/>
+              <w:t xml:space="preserve">          │   │                       │                                           │   │                       │</w:t>
+              <w:br/>
+              <w:t xml:space="preserve">          │   +---[ ISOLATED GATE DRIVERS: UCC21520 ]&lt;---+                        │   +---[ ISOLATED GATE DRIVERS: UCC21520 ]&lt;---+</w:t>
+              <w:br/>
+              <w:t xml:space="preserve">          │       (Reinforced 5.7kV Isolation)           │                        │       (High-Current 4A Source / 6A Sink)     │</w:t>
+              <w:br/>
+              <w:t xml:space="preserve">          │                                              │                        │                                              │</w:t>
+              <w:br/>
+              <w:t xml:space="preserve">          │   +=== ENERGY TRANSFER INDUCTOR &amp; TRANSFORMER========+                │   +=== DIGITAL CONTROL SYSTEM (TMS320F28379D) ========================+</w:t>
+              <w:br/>
+              <w:t xml:space="preserve">          │   |                                                  |                │   | - Phase-Shift Modulator: Generates 8 PWM outputs with resolution  |</w:t>
+              <w:br/>
+              <w:t xml:space="preserve">          └───+---[ L_ext: 18µH / 20A ]───[ Primary N1: 16T ]────+                    |   of 150 picoseconds (High-Resolution PWM: HRPWM)                  |</w:t>
+              <w:br/>
+              <w:t xml:space="preserve">                  Wurth 7443641800        * (Dot at Node A)      |                    | - Closed-loop digital phase angle shift: -90° &lt;= φ &lt;= +90°        |</w:t>
+              <w:br/>
+              <w:t xml:space="preserve">                                                                 |                    | - Seamless bidirectional power flow reversal in &lt; 1 millisecond   |</w:t>
+              <w:br/>
+              <w:t xml:space="preserve">   ==============================================================│====================+====================================================================</w:t>
+              <w:br/>
+              <w:t xml:space="preserve">                                                                 |                    |</w:t>
+              <w:br/>
+              <w:t xml:space="preserve">                                          [ Secondary N2: 2T ]───┴────────────────────┘</w:t>
+              <w:br/>
+              <w:t xml:space="preserve">                                          * (Dot at Node C)</w:t>
+            </w:r>
+          </w:p>
+        </w:tc>
+      </w:tr>
+    </w:tbl>
+    <w:p/>
+    <w:p>
+      <w:pPr>
+        <w:spacing w:before="160" w:after="80"/>
+      </w:pPr>
+      <w:r>
+        <w:rPr>
+          <w:b/>
+          <w:color w:val="4682B4"/>
+          <w:sz w:val="24"/>
+        </w:rPr>
+        <w:t>1.1 Detailed Component Connection Netlist &amp; Terminal Details:</w:t>
+      </w:r>
+    </w:p>
+    <w:tbl>
+      <w:tblPr>
+        <w:tblW w:type="auto" w:w="0"/>
+        <w:jc w:val="center"/>
+        <w:tblLook w:firstColumn="1" w:firstRow="1" w:lastColumn="0" w:lastRow="0" w:noHBand="0" w:noVBand="1" w:val="04A0"/>
+        <w:tblBorders>
+          <w:top w:val="single" w:sz="4" w:space="0" w:color="D0D7DE"/>
+          <w:left w:val="none"/>
+          <w:bottom w:val="single" w:sz="8" w:space="0" w:color="D0D7DE"/>
+          <w:right w:val="none"/>
+          <w:insideH w:val="single" w:sz="4" w:space="0" w:color="D0D7DE"/>
+          <w:insideV w:val="none"/>
+        </w:tblBorders>
+      </w:tblPr>
+      <w:tblGrid>
+        <w:gridCol w:w="1958"/>
+        <w:gridCol w:w="1958"/>
+        <w:gridCol w:w="1958"/>
+        <w:gridCol w:w="1958"/>
+        <w:gridCol w:w="1958"/>
+      </w:tblGrid>
+      <w:tr>
+        <w:tc>
+          <w:tcPr>
+            <w:tcW w:type="dxa" w:w="1958"/>
+            <w:shd w:fill="204A6E"/>
+            <w:tcMar>
+              <w:top w:w="100" w:type="dxa"/>
+              <w:bottom w:w="100" w:type="dxa"/>
+              <w:left w:w="120" w:type="dxa"/>
+              <w:right w:w="120" w:type="dxa"/>
+            </w:tcMar>
+            <w:vAlign w:val="center"/>
+          </w:tcPr>
+          <w:p>
+            <w:pPr>
+              <w:spacing w:after="0"/>
+            </w:pPr>
+            <w:r>
+              <w:rPr>
+                <w:b/>
+                <w:color w:val="FFFFFF"/>
+                <w:sz w:val="19"/>
+              </w:rPr>
+              <w:t>Net Name</w:t>
+            </w:r>
+          </w:p>
+        </w:tc>
+        <w:tc>
+          <w:tcPr>
+            <w:tcW w:type="dxa" w:w="1958"/>
+            <w:shd w:fill="204A6E"/>
+            <w:tcMar>
+              <w:top w:w="100" w:type="dxa"/>
+              <w:bottom w:w="100" w:type="dxa"/>
+              <w:left w:w="120" w:type="dxa"/>
+              <w:right w:w="120" w:type="dxa"/>
+            </w:tcMar>
+            <w:vAlign w:val="center"/>
+          </w:tcPr>
+          <w:p>
+            <w:pPr>
+              <w:spacing w:after="0"/>
+            </w:pPr>
+            <w:r>
+              <w:rPr>
+                <w:b/>
+                <w:color w:val="FFFFFF"/>
+                <w:sz w:val="19"/>
+              </w:rPr>
+              <w:t>Source (Pin / Terminal)</w:t>
+            </w:r>
+          </w:p>
+        </w:tc>
+        <w:tc>
+          <w:tcPr>
+            <w:tcW w:type="dxa" w:w="1958"/>
+            <w:shd w:fill="204A6E"/>
+            <w:tcMar>
+              <w:top w:w="100" w:type="dxa"/>
+              <w:bottom w:w="100" w:type="dxa"/>
+              <w:left w:w="120" w:type="dxa"/>
+              <w:right w:w="120" w:type="dxa"/>
+            </w:tcMar>
+            <w:vAlign w:val="center"/>
+          </w:tcPr>
+          <w:p>
+            <w:pPr>
+              <w:spacing w:after="0"/>
+            </w:pPr>
+            <w:r>
+              <w:rPr>
+                <w:b/>
+                <w:color w:val="FFFFFF"/>
+                <w:sz w:val="19"/>
+              </w:rPr>
+              <w:t>Destination (Pin / Terminal)</w:t>
+            </w:r>
+          </w:p>
+        </w:tc>
+        <w:tc>
+          <w:tcPr>
+            <w:tcW w:type="dxa" w:w="1958"/>
+            <w:shd w:fill="204A6E"/>
+            <w:tcMar>
+              <w:top w:w="100" w:type="dxa"/>
+              <w:bottom w:w="100" w:type="dxa"/>
+              <w:left w:w="120" w:type="dxa"/>
+              <w:right w:w="120" w:type="dxa"/>
+            </w:tcMar>
+            <w:vAlign w:val="center"/>
+          </w:tcPr>
+          <w:p>
+            <w:pPr>
+              <w:spacing w:after="0"/>
+            </w:pPr>
+            <w:r>
+              <w:rPr>
+                <w:b/>
+                <w:color w:val="FFFFFF"/>
+                <w:sz w:val="19"/>
+              </w:rPr>
+              <w:t>Electrical Function</w:t>
+            </w:r>
+          </w:p>
+        </w:tc>
+        <w:tc>
+          <w:tcPr>
+            <w:tcW w:type="dxa" w:w="1958"/>
+            <w:shd w:fill="204A6E"/>
+            <w:tcMar>
+              <w:top w:w="100" w:type="dxa"/>
+              <w:bottom w:w="100" w:type="dxa"/>
+              <w:left w:w="120" w:type="dxa"/>
+              <w:right w:w="120" w:type="dxa"/>
+            </w:tcMar>
+            <w:vAlign w:val="center"/>
+          </w:tcPr>
+          <w:p>
+            <w:pPr>
+              <w:spacing w:after="0"/>
+            </w:pPr>
+            <w:r>
+              <w:rPr>
+                <w:b/>
+                <w:color w:val="FFFFFF"/>
+                <w:sz w:val="19"/>
+              </w:rPr>
+              <w:t>Hardware Engineering Notes</w:t>
+            </w:r>
+          </w:p>
+        </w:tc>
+      </w:tr>
+      <w:tr>
+        <w:tc>
+          <w:tcPr>
+            <w:tcW w:type="dxa" w:w="1958"/>
+            <w:tcMar>
+              <w:top w:w="80" w:type="dxa"/>
+              <w:bottom w:w="80" w:type="dxa"/>
+              <w:left w:w="120" w:type="dxa"/>
+              <w:right w:w="120" w:type="dxa"/>
+            </w:tcMar>
+            <w:vAlign w:val="center"/>
+          </w:tcPr>
+          <w:p>
+            <w:pPr>
+              <w:spacing w:after="0"/>
+            </w:pPr>
+            <w:r>
+              <w:rPr>
+                <w:b/>
+                <w:color w:val="282C34"/>
+                <w:sz w:val="18"/>
+              </w:rPr>
+              <w:t>+V1 (Port 1 Rail)</w:t>
+            </w:r>
+          </w:p>
+        </w:tc>
+        <w:tc>
+          <w:tcPr>
+            <w:tcW w:type="dxa" w:w="1958"/>
+            <w:tcMar>
+              <w:top w:w="80" w:type="dxa"/>
+              <w:bottom w:w="80" w:type="dxa"/>
+              <w:left w:w="120" w:type="dxa"/>
+              <w:right w:w="120" w:type="dxa"/>
+            </w:tcMar>
+            <w:vAlign w:val="center"/>
+          </w:tcPr>
+          <w:p>
+            <w:pPr>
+              <w:spacing w:after="0"/>
+            </w:pPr>
+            <w:r>
+              <w:rPr>
+                <w:color w:val="282C34"/>
+                <w:sz w:val="18"/>
+              </w:rPr>
+              <w:t>High-Voltage Battery / DC Bus</w:t>
+            </w:r>
+          </w:p>
+        </w:tc>
+        <w:tc>
+          <w:tcPr>
+            <w:tcW w:type="dxa" w:w="1958"/>
+            <w:tcMar>
+              <w:top w:w="80" w:type="dxa"/>
+              <w:bottom w:w="80" w:type="dxa"/>
+              <w:left w:w="120" w:type="dxa"/>
+              <w:right w:w="120" w:type="dxa"/>
+            </w:tcMar>
+            <w:vAlign w:val="center"/>
+          </w:tcPr>
+          <w:p>
+            <w:pPr>
+              <w:spacing w:after="0"/>
+            </w:pPr>
+            <w:r>
+              <w:rPr>
+                <w:i/>
+                <w:color w:val="145AA0"/>
+                <w:sz w:val="18"/>
+              </w:rPr>
+              <w:t>C_{1</w:t>
+            </w:r>
+            <w:r>
+              <w:rPr>
+                <w:color w:val="282C34"/>
+                <w:sz w:val="18"/>
+              </w:rPr>
+              <w:t xml:space="preserve"> bank (+), </w:t>
+            </w:r>
+            <w:r>
+              <w:rPr>
+                <w:i/>
+                <w:color w:val="145AA0"/>
+                <w:sz w:val="18"/>
+              </w:rPr>
+              <w:t>S_1</w:t>
+            </w:r>
+            <w:r>
+              <w:rPr>
+                <w:color w:val="282C34"/>
+                <w:sz w:val="18"/>
+              </w:rPr>
+              <w:t xml:space="preserve"> Drain, </w:t>
+            </w:r>
+            <w:r>
+              <w:rPr>
+                <w:i/>
+                <w:color w:val="145AA0"/>
+                <w:sz w:val="18"/>
+              </w:rPr>
+              <w:t>S_3</w:t>
+            </w:r>
+            <w:r>
+              <w:rPr>
+                <w:color w:val="282C34"/>
+                <w:sz w:val="18"/>
+              </w:rPr>
+              <w:t xml:space="preserve"> Drain</w:t>
+            </w:r>
+          </w:p>
+        </w:tc>
+        <w:tc>
+          <w:tcPr>
+            <w:tcW w:type="dxa" w:w="1958"/>
+            <w:tcMar>
+              <w:top w:w="80" w:type="dxa"/>
+              <w:bottom w:w="80" w:type="dxa"/>
+              <w:left w:w="120" w:type="dxa"/>
+              <w:right w:w="120" w:type="dxa"/>
+            </w:tcMar>
+            <w:vAlign w:val="center"/>
+          </w:tcPr>
+          <w:p>
+            <w:pPr>
+              <w:spacing w:after="0"/>
+            </w:pPr>
+            <w:r>
+              <w:rPr>
+                <w:color w:val="282C34"/>
+                <w:sz w:val="18"/>
+              </w:rPr>
+              <w:t>Stiff 400V DC input/output rail</w:t>
+            </w:r>
+          </w:p>
+        </w:tc>
+        <w:tc>
+          <w:tcPr>
+            <w:tcW w:type="dxa" w:w="1958"/>
+            <w:tcMar>
+              <w:top w:w="80" w:type="dxa"/>
+              <w:bottom w:w="80" w:type="dxa"/>
+              <w:left w:w="120" w:type="dxa"/>
+              <w:right w:w="120" w:type="dxa"/>
+            </w:tcMar>
+            <w:vAlign w:val="center"/>
+          </w:tcPr>
+          <w:p>
+            <w:pPr>
+              <w:spacing w:after="0"/>
+            </w:pPr>
+            <w:r>
+              <w:rPr>
+                <w:color w:val="282C34"/>
+                <w:sz w:val="18"/>
+              </w:rPr>
+              <w:t>Polypropylene film capacitors handle high continuous RMS switching current (</w:t>
+            </w:r>
+            <w:r>
+              <w:rPr>
+                <w:i/>
+                <w:color w:val="145AA0"/>
+                <w:sz w:val="18"/>
+              </w:rPr>
+              <w:t>I_{rms \approx 10\,A</w:t>
+            </w:r>
+            <w:r>
+              <w:rPr>
+                <w:color w:val="282C34"/>
+                <w:sz w:val="18"/>
+              </w:rPr>
+              <w:t>).</w:t>
+            </w:r>
+          </w:p>
+        </w:tc>
+      </w:tr>
+      <w:tr>
+        <w:tc>
+          <w:tcPr>
+            <w:tcW w:type="dxa" w:w="1958"/>
+            <w:shd w:fill="F4F7F9"/>
+            <w:tcMar>
+              <w:top w:w="80" w:type="dxa"/>
+              <w:bottom w:w="80" w:type="dxa"/>
+              <w:left w:w="120" w:type="dxa"/>
+              <w:right w:w="120" w:type="dxa"/>
+            </w:tcMar>
+            <w:vAlign w:val="center"/>
+          </w:tcPr>
+          <w:p>
+            <w:pPr>
+              <w:spacing w:after="0"/>
+            </w:pPr>
+            <w:r>
+              <w:rPr>
+                <w:b/>
+                <w:color w:val="282C34"/>
+                <w:sz w:val="18"/>
+              </w:rPr>
+              <w:t>NODE_A / NODE_B</w:t>
+            </w:r>
+          </w:p>
+        </w:tc>
+        <w:tc>
+          <w:tcPr>
+            <w:tcW w:type="dxa" w:w="1958"/>
+            <w:shd w:fill="F4F7F9"/>
+            <w:tcMar>
+              <w:top w:w="80" w:type="dxa"/>
+              <w:bottom w:w="80" w:type="dxa"/>
+              <w:left w:w="120" w:type="dxa"/>
+              <w:right w:w="120" w:type="dxa"/>
+            </w:tcMar>
+            <w:vAlign w:val="center"/>
+          </w:tcPr>
+          <w:p>
+            <w:pPr>
+              <w:spacing w:after="0"/>
+            </w:pPr>
+            <w:r>
+              <w:rPr>
+                <w:color w:val="282C34"/>
+                <w:sz w:val="18"/>
+              </w:rPr>
+              <w:t>Primary Half-Bridge Legs A &amp; B</w:t>
+            </w:r>
+          </w:p>
+        </w:tc>
+        <w:tc>
+          <w:tcPr>
+            <w:tcW w:type="dxa" w:w="1958"/>
+            <w:shd w:fill="F4F7F9"/>
+            <w:tcMar>
+              <w:top w:w="80" w:type="dxa"/>
+              <w:bottom w:w="80" w:type="dxa"/>
+              <w:left w:w="120" w:type="dxa"/>
+              <w:right w:w="120" w:type="dxa"/>
+            </w:tcMar>
+            <w:vAlign w:val="center"/>
+          </w:tcPr>
+          <w:p>
+            <w:pPr>
+              <w:spacing w:after="0"/>
+            </w:pPr>
+            <w:r>
+              <w:rPr>
+                <w:color w:val="282C34"/>
+                <w:sz w:val="18"/>
+              </w:rPr>
+              <w:t xml:space="preserve">Series Inductor </w:t>
+            </w:r>
+            <w:r>
+              <w:rPr>
+                <w:i/>
+                <w:color w:val="145AA0"/>
+                <w:sz w:val="18"/>
+              </w:rPr>
+              <w:t>L_{ext</w:t>
+            </w:r>
+            <w:r>
+              <w:rPr>
+                <w:color w:val="282C34"/>
+                <w:sz w:val="18"/>
+              </w:rPr>
+              <w:t xml:space="preserve">, Transformer Primary </w:t>
+            </w:r>
+            <w:r>
+              <w:rPr>
+                <w:i/>
+                <w:color w:val="145AA0"/>
+                <w:sz w:val="18"/>
+              </w:rPr>
+              <w:t>N_1</w:t>
+            </w:r>
+          </w:p>
+        </w:tc>
+        <w:tc>
+          <w:tcPr>
+            <w:tcW w:type="dxa" w:w="1958"/>
+            <w:shd w:fill="F4F7F9"/>
+            <w:tcMar>
+              <w:top w:w="80" w:type="dxa"/>
+              <w:bottom w:w="80" w:type="dxa"/>
+              <w:left w:w="120" w:type="dxa"/>
+              <w:right w:w="120" w:type="dxa"/>
+            </w:tcMar>
+            <w:vAlign w:val="center"/>
+          </w:tcPr>
+          <w:p>
+            <w:pPr>
+              <w:spacing w:after="0"/>
+            </w:pPr>
+            <w:r>
+              <w:rPr>
+                <w:color w:val="282C34"/>
+                <w:sz w:val="18"/>
+              </w:rPr>
+              <w:t>High-frequency AC excitation port (</w:t>
+            </w:r>
+            <w:r>
+              <w:rPr>
+                <w:i/>
+                <w:color w:val="145AA0"/>
+                <w:sz w:val="18"/>
+              </w:rPr>
+              <w:t>v_{ac1</w:t>
+            </w:r>
+            <w:r>
+              <w:rPr>
+                <w:color w:val="282C34"/>
+                <w:sz w:val="18"/>
+              </w:rPr>
+              <w:t>)</w:t>
+            </w:r>
+          </w:p>
+        </w:tc>
+        <w:tc>
+          <w:tcPr>
+            <w:tcW w:type="dxa" w:w="1958"/>
+            <w:shd w:fill="F4F7F9"/>
+            <w:tcMar>
+              <w:top w:w="80" w:type="dxa"/>
+              <w:bottom w:w="80" w:type="dxa"/>
+              <w:left w:w="120" w:type="dxa"/>
+              <w:right w:w="120" w:type="dxa"/>
+            </w:tcMar>
+            <w:vAlign w:val="center"/>
+          </w:tcPr>
+          <w:p>
+            <w:pPr>
+              <w:spacing w:after="0"/>
+            </w:pPr>
+            <w:r>
+              <w:rPr>
+                <w:color w:val="282C34"/>
+                <w:sz w:val="18"/>
+              </w:rPr>
+              <w:t xml:space="preserve">50% square wave at switching frequency </w:t>
+            </w:r>
+            <w:r>
+              <w:rPr>
+                <w:i/>
+                <w:color w:val="145AA0"/>
+                <w:sz w:val="18"/>
+              </w:rPr>
+              <w:t>f_s = 100\,kHz</w:t>
+            </w:r>
+            <w:r>
+              <w:rPr>
+                <w:color w:val="282C34"/>
+                <w:sz w:val="18"/>
+              </w:rPr>
+              <w:t xml:space="preserve">; amplitude is </w:t>
+            </w:r>
+            <w:r>
+              <w:rPr>
+                <w:i/>
+                <w:color w:val="145AA0"/>
+                <w:sz w:val="18"/>
+              </w:rPr>
+              <w:t>± 400\,V</w:t>
+            </w:r>
+            <w:r>
+              <w:rPr>
+                <w:color w:val="282C34"/>
+                <w:sz w:val="18"/>
+              </w:rPr>
+              <w:t>.</w:t>
+            </w:r>
+          </w:p>
+        </w:tc>
+      </w:tr>
+      <w:tr>
+        <w:tc>
+          <w:tcPr>
+            <w:tcW w:type="dxa" w:w="1958"/>
+            <w:tcMar>
+              <w:top w:w="80" w:type="dxa"/>
+              <w:bottom w:w="80" w:type="dxa"/>
+              <w:left w:w="120" w:type="dxa"/>
+              <w:right w:w="120" w:type="dxa"/>
+            </w:tcMar>
+            <w:vAlign w:val="center"/>
+          </w:tcPr>
+          <w:p>
+            <w:pPr>
+              <w:spacing w:after="0"/>
+            </w:pPr>
+            <w:r>
+              <w:rPr>
+                <w:b/>
+                <w:color w:val="282C34"/>
+                <w:sz w:val="18"/>
+              </w:rPr>
+              <w:t>TANK_AC_LOOP</w:t>
+            </w:r>
+          </w:p>
+        </w:tc>
+        <w:tc>
+          <w:tcPr>
+            <w:tcW w:type="dxa" w:w="1958"/>
+            <w:tcMar>
+              <w:top w:w="80" w:type="dxa"/>
+              <w:bottom w:w="80" w:type="dxa"/>
+              <w:left w:w="120" w:type="dxa"/>
+              <w:right w:w="120" w:type="dxa"/>
+            </w:tcMar>
+            <w:vAlign w:val="center"/>
+          </w:tcPr>
+          <w:p>
+            <w:pPr>
+              <w:spacing w:after="0"/>
+            </w:pPr>
+            <w:r>
+              <w:rPr>
+                <w:color w:val="282C34"/>
+                <w:sz w:val="18"/>
+              </w:rPr>
+              <w:t xml:space="preserve">Node A -&gt; Inductor </w:t>
+            </w:r>
+            <w:r>
+              <w:rPr>
+                <w:i/>
+                <w:color w:val="145AA0"/>
+                <w:sz w:val="18"/>
+              </w:rPr>
+              <w:t>L_{ext</w:t>
+            </w:r>
+            <w:r>
+              <w:rPr>
+                <w:color w:val="282C34"/>
+                <w:sz w:val="18"/>
+              </w:rPr>
+              <w:t xml:space="preserve"> Pin 1</w:t>
+            </w:r>
+          </w:p>
+        </w:tc>
+        <w:tc>
+          <w:tcPr>
+            <w:tcW w:type="dxa" w:w="1958"/>
+            <w:tcMar>
+              <w:top w:w="80" w:type="dxa"/>
+              <w:bottom w:w="80" w:type="dxa"/>
+              <w:left w:w="120" w:type="dxa"/>
+              <w:right w:w="120" w:type="dxa"/>
+            </w:tcMar>
+            <w:vAlign w:val="center"/>
+          </w:tcPr>
+          <w:p>
+            <w:pPr>
+              <w:spacing w:after="0"/>
+            </w:pPr>
+            <w:r>
+              <w:rPr>
+                <w:color w:val="282C34"/>
+                <w:sz w:val="18"/>
+              </w:rPr>
+              <w:t xml:space="preserve">Transformer </w:t>
+            </w:r>
+            <w:r>
+              <w:rPr>
+                <w:i/>
+                <w:color w:val="145AA0"/>
+                <w:sz w:val="18"/>
+              </w:rPr>
+              <w:t>N_1</w:t>
+            </w:r>
+            <w:r>
+              <w:rPr>
+                <w:color w:val="282C34"/>
+                <w:sz w:val="18"/>
+              </w:rPr>
+              <w:t xml:space="preserve"> Pin 1 -&gt; Node B</w:t>
+            </w:r>
+          </w:p>
+        </w:tc>
+        <w:tc>
+          <w:tcPr>
+            <w:tcW w:type="dxa" w:w="1958"/>
+            <w:tcMar>
+              <w:top w:w="80" w:type="dxa"/>
+              <w:bottom w:w="80" w:type="dxa"/>
+              <w:left w:w="120" w:type="dxa"/>
+              <w:right w:w="120" w:type="dxa"/>
+            </w:tcMar>
+            <w:vAlign w:val="center"/>
+          </w:tcPr>
+          <w:p>
+            <w:pPr>
+              <w:spacing w:after="0"/>
+            </w:pPr>
+            <w:r>
+              <w:rPr>
+                <w:color w:val="282C34"/>
+                <w:sz w:val="18"/>
+              </w:rPr>
+              <w:t>High-frequency inductive power transfer branch</w:t>
+            </w:r>
+          </w:p>
+        </w:tc>
+        <w:tc>
+          <w:tcPr>
+            <w:tcW w:type="dxa" w:w="1958"/>
+            <w:tcMar>
+              <w:top w:w="80" w:type="dxa"/>
+              <w:bottom w:w="80" w:type="dxa"/>
+              <w:left w:w="120" w:type="dxa"/>
+              <w:right w:w="120" w:type="dxa"/>
+            </w:tcMar>
+            <w:vAlign w:val="center"/>
+          </w:tcPr>
+          <w:p>
+            <w:pPr>
+              <w:spacing w:after="0"/>
+            </w:pPr>
+            <w:r>
+              <w:rPr>
+                <w:color w:val="282C34"/>
+                <w:sz w:val="18"/>
+              </w:rPr>
+              <w:t xml:space="preserve">Power is transferred by driving current through </w:t>
+            </w:r>
+            <w:r>
+              <w:rPr>
+                <w:i/>
+                <w:color w:val="145AA0"/>
+                <w:sz w:val="18"/>
+              </w:rPr>
+              <w:t>L_{ext</w:t>
+            </w:r>
+            <w:r>
+              <w:rPr>
+                <w:color w:val="282C34"/>
+                <w:sz w:val="18"/>
+              </w:rPr>
+              <w:t>; current is quasi-trapezoidal/sinusoidal.</w:t>
+            </w:r>
+          </w:p>
+        </w:tc>
+      </w:tr>
+      <w:tr>
+        <w:tc>
+          <w:tcPr>
+            <w:tcW w:type="dxa" w:w="1958"/>
+            <w:shd w:fill="F4F7F9"/>
+            <w:tcMar>
+              <w:top w:w="80" w:type="dxa"/>
+              <w:bottom w:w="80" w:type="dxa"/>
+              <w:left w:w="120" w:type="dxa"/>
+              <w:right w:w="120" w:type="dxa"/>
+            </w:tcMar>
+            <w:vAlign w:val="center"/>
+          </w:tcPr>
+          <w:p>
+            <w:pPr>
+              <w:spacing w:after="0"/>
+            </w:pPr>
+            <w:r>
+              <w:rPr>
+                <w:b/>
+                <w:color w:val="282C34"/>
+                <w:sz w:val="18"/>
+              </w:rPr>
+              <w:t>NODE_C / NODE_D</w:t>
+            </w:r>
+          </w:p>
+        </w:tc>
+        <w:tc>
+          <w:tcPr>
+            <w:tcW w:type="dxa" w:w="1958"/>
+            <w:shd w:fill="F4F7F9"/>
+            <w:tcMar>
+              <w:top w:w="80" w:type="dxa"/>
+              <w:bottom w:w="80" w:type="dxa"/>
+              <w:left w:w="120" w:type="dxa"/>
+              <w:right w:w="120" w:type="dxa"/>
+            </w:tcMar>
+            <w:vAlign w:val="center"/>
+          </w:tcPr>
+          <w:p>
+            <w:pPr>
+              <w:spacing w:after="0"/>
+            </w:pPr>
+            <w:r>
+              <w:rPr>
+                <w:color w:val="282C34"/>
+                <w:sz w:val="18"/>
+              </w:rPr>
+              <w:t>Secondary Half-Bridge Legs C &amp; D</w:t>
+            </w:r>
+          </w:p>
+        </w:tc>
+        <w:tc>
+          <w:tcPr>
+            <w:tcW w:type="dxa" w:w="1958"/>
+            <w:shd w:fill="F4F7F9"/>
+            <w:tcMar>
+              <w:top w:w="80" w:type="dxa"/>
+              <w:bottom w:w="80" w:type="dxa"/>
+              <w:left w:w="120" w:type="dxa"/>
+              <w:right w:w="120" w:type="dxa"/>
+            </w:tcMar>
+            <w:vAlign w:val="center"/>
+          </w:tcPr>
+          <w:p>
+            <w:pPr>
+              <w:spacing w:after="0"/>
+            </w:pPr>
+            <w:r>
+              <w:rPr>
+                <w:color w:val="282C34"/>
+                <w:sz w:val="18"/>
+              </w:rPr>
+              <w:t xml:space="preserve">Transformer Secondary </w:t>
+            </w:r>
+            <w:r>
+              <w:rPr>
+                <w:i/>
+                <w:color w:val="145AA0"/>
+                <w:sz w:val="18"/>
+              </w:rPr>
+              <w:t>N_2</w:t>
+            </w:r>
+          </w:p>
+        </w:tc>
+        <w:tc>
+          <w:tcPr>
+            <w:tcW w:type="dxa" w:w="1958"/>
+            <w:shd w:fill="F4F7F9"/>
+            <w:tcMar>
+              <w:top w:w="80" w:type="dxa"/>
+              <w:bottom w:w="80" w:type="dxa"/>
+              <w:left w:w="120" w:type="dxa"/>
+              <w:right w:w="120" w:type="dxa"/>
+            </w:tcMar>
+            <w:vAlign w:val="center"/>
+          </w:tcPr>
+          <w:p>
+            <w:pPr>
+              <w:spacing w:after="0"/>
+            </w:pPr>
+            <w:r>
+              <w:rPr>
+                <w:color w:val="282C34"/>
+                <w:sz w:val="18"/>
+              </w:rPr>
+              <w:t>Low-voltage AC excitation port (</w:t>
+            </w:r>
+            <w:r>
+              <w:rPr>
+                <w:i/>
+                <w:color w:val="145AA0"/>
+                <w:sz w:val="18"/>
+              </w:rPr>
+              <w:t>v_{ac2</w:t>
+            </w:r>
+            <w:r>
+              <w:rPr>
+                <w:color w:val="282C34"/>
+                <w:sz w:val="18"/>
+              </w:rPr>
+              <w:t>)</w:t>
+            </w:r>
+          </w:p>
+        </w:tc>
+        <w:tc>
+          <w:tcPr>
+            <w:tcW w:type="dxa" w:w="1958"/>
+            <w:shd w:fill="F4F7F9"/>
+            <w:tcMar>
+              <w:top w:w="80" w:type="dxa"/>
+              <w:bottom w:w="80" w:type="dxa"/>
+              <w:left w:w="120" w:type="dxa"/>
+              <w:right w:w="120" w:type="dxa"/>
+            </w:tcMar>
+            <w:vAlign w:val="center"/>
+          </w:tcPr>
+          <w:p>
+            <w:pPr>
+              <w:spacing w:after="0"/>
+            </w:pPr>
+            <w:r>
+              <w:rPr>
+                <w:color w:val="282C34"/>
+                <w:sz w:val="18"/>
+              </w:rPr>
+              <w:t xml:space="preserve">50% square wave phase-shifted by angle </w:t>
+            </w:r>
+            <w:r>
+              <w:rPr>
+                <w:i/>
+                <w:color w:val="145AA0"/>
+                <w:sz w:val="18"/>
+              </w:rPr>
+              <w:t>\phi</w:t>
+            </w:r>
+            <w:r>
+              <w:rPr>
+                <w:color w:val="282C34"/>
+                <w:sz w:val="18"/>
+              </w:rPr>
+              <w:t xml:space="preserve"> relative to Port 1; amplitude is </w:t>
+            </w:r>
+            <w:r>
+              <w:rPr>
+                <w:i/>
+                <w:color w:val="145AA0"/>
+                <w:sz w:val="18"/>
+              </w:rPr>
+              <w:t>± 48\,V</w:t>
+            </w:r>
+            <w:r>
+              <w:rPr>
+                <w:color w:val="282C34"/>
+                <w:sz w:val="18"/>
+              </w:rPr>
+              <w:t>.</w:t>
+            </w:r>
+          </w:p>
+        </w:tc>
+      </w:tr>
+      <w:tr>
+        <w:tc>
+          <w:tcPr>
+            <w:tcW w:type="dxa" w:w="1958"/>
+            <w:tcMar>
+              <w:top w:w="80" w:type="dxa"/>
+              <w:bottom w:w="80" w:type="dxa"/>
+              <w:left w:w="120" w:type="dxa"/>
+              <w:right w:w="120" w:type="dxa"/>
+            </w:tcMar>
+            <w:vAlign w:val="center"/>
+          </w:tcPr>
+          <w:p>
+            <w:pPr>
+              <w:spacing w:after="0"/>
+            </w:pPr>
+            <w:r>
+              <w:rPr>
+                <w:b/>
+                <w:color w:val="282C34"/>
+                <w:sz w:val="18"/>
+              </w:rPr>
+              <w:t>+V2 (Port 2 Rail)</w:t>
+            </w:r>
+          </w:p>
+        </w:tc>
+        <w:tc>
+          <w:tcPr>
+            <w:tcW w:type="dxa" w:w="1958"/>
+            <w:tcMar>
+              <w:top w:w="80" w:type="dxa"/>
+              <w:bottom w:w="80" w:type="dxa"/>
+              <w:left w:w="120" w:type="dxa"/>
+              <w:right w:w="120" w:type="dxa"/>
+            </w:tcMar>
+            <w:vAlign w:val="center"/>
+          </w:tcPr>
+          <w:p>
+            <w:pPr>
+              <w:spacing w:after="0"/>
+            </w:pPr>
+            <w:r>
+              <w:rPr>
+                <w:color w:val="282C34"/>
+                <w:sz w:val="18"/>
+              </w:rPr>
+              <w:t>Low-Voltage Battery / DC Bus</w:t>
+            </w:r>
+          </w:p>
+        </w:tc>
+        <w:tc>
+          <w:tcPr>
+            <w:tcW w:type="dxa" w:w="1958"/>
+            <w:tcMar>
+              <w:top w:w="80" w:type="dxa"/>
+              <w:bottom w:w="80" w:type="dxa"/>
+              <w:left w:w="120" w:type="dxa"/>
+              <w:right w:w="120" w:type="dxa"/>
+            </w:tcMar>
+            <w:vAlign w:val="center"/>
+          </w:tcPr>
+          <w:p>
+            <w:pPr>
+              <w:spacing w:after="0"/>
+            </w:pPr>
+            <w:r>
+              <w:rPr>
+                <w:i/>
+                <w:color w:val="145AA0"/>
+                <w:sz w:val="18"/>
+              </w:rPr>
+              <w:t>C_{2</w:t>
+            </w:r>
+            <w:r>
+              <w:rPr>
+                <w:color w:val="282C34"/>
+                <w:sz w:val="18"/>
+              </w:rPr>
+              <w:t xml:space="preserve"> bank (+), </w:t>
+            </w:r>
+            <w:r>
+              <w:rPr>
+                <w:i/>
+                <w:color w:val="145AA0"/>
+                <w:sz w:val="18"/>
+              </w:rPr>
+              <w:t>S_5</w:t>
+            </w:r>
+            <w:r>
+              <w:rPr>
+                <w:color w:val="282C34"/>
+                <w:sz w:val="18"/>
+              </w:rPr>
+              <w:t xml:space="preserve"> Drain, </w:t>
+            </w:r>
+            <w:r>
+              <w:rPr>
+                <w:i/>
+                <w:color w:val="145AA0"/>
+                <w:sz w:val="18"/>
+              </w:rPr>
+              <w:t>S_7</w:t>
+            </w:r>
+            <w:r>
+              <w:rPr>
+                <w:color w:val="282C34"/>
+                <w:sz w:val="18"/>
+              </w:rPr>
+              <w:t xml:space="preserve"> Drain</w:t>
+            </w:r>
+          </w:p>
+        </w:tc>
+        <w:tc>
+          <w:tcPr>
+            <w:tcW w:type="dxa" w:w="1958"/>
+            <w:tcMar>
+              <w:top w:w="80" w:type="dxa"/>
+              <w:bottom w:w="80" w:type="dxa"/>
+              <w:left w:w="120" w:type="dxa"/>
+              <w:right w:w="120" w:type="dxa"/>
+            </w:tcMar>
+            <w:vAlign w:val="center"/>
+          </w:tcPr>
+          <w:p>
+            <w:pPr>
+              <w:spacing w:after="0"/>
+            </w:pPr>
+            <w:r>
+              <w:rPr>
+                <w:color w:val="282C34"/>
+                <w:sz w:val="18"/>
+              </w:rPr>
+              <w:t>Stiff 48V DC input/output rail</w:t>
+            </w:r>
+          </w:p>
+        </w:tc>
+        <w:tc>
+          <w:tcPr>
+            <w:tcW w:type="dxa" w:w="1958"/>
+            <w:tcMar>
+              <w:top w:w="80" w:type="dxa"/>
+              <w:bottom w:w="80" w:type="dxa"/>
+              <w:left w:w="120" w:type="dxa"/>
+              <w:right w:w="120" w:type="dxa"/>
+            </w:tcMar>
+            <w:vAlign w:val="center"/>
+          </w:tcPr>
+          <w:p>
+            <w:pPr>
+              <w:spacing w:after="0"/>
+            </w:pPr>
+            <w:r>
+              <w:rPr>
+                <w:color w:val="282C34"/>
+                <w:sz w:val="18"/>
+              </w:rPr>
+              <w:t>Very low ESR polymer capacitor bank absorbs high circulating RMS currents (</w:t>
+            </w:r>
+            <w:r>
+              <w:rPr>
+                <w:i/>
+                <w:color w:val="145AA0"/>
+                <w:sz w:val="18"/>
+              </w:rPr>
+              <w:t>I_{rms \approx 70\,A</w:t>
+            </w:r>
+            <w:r>
+              <w:rPr>
+                <w:color w:val="282C34"/>
+                <w:sz w:val="18"/>
+              </w:rPr>
+              <w:t>).</w:t>
+            </w:r>
+          </w:p>
+        </w:tc>
+      </w:tr>
+      <w:tr>
+        <w:tc>
+          <w:tcPr>
+            <w:tcW w:type="dxa" w:w="1958"/>
+            <w:shd w:fill="F4F7F9"/>
+            <w:tcMar>
+              <w:top w:w="80" w:type="dxa"/>
+              <w:bottom w:w="80" w:type="dxa"/>
+              <w:left w:w="120" w:type="dxa"/>
+              <w:right w:w="120" w:type="dxa"/>
+            </w:tcMar>
+            <w:vAlign w:val="center"/>
+          </w:tcPr>
+          <w:p>
+            <w:pPr>
+              <w:spacing w:after="0"/>
+            </w:pPr>
+            <w:r>
+              <w:rPr>
+                <w:b/>
+                <w:color w:val="282C34"/>
+                <w:sz w:val="18"/>
+              </w:rPr>
+              <w:t>GND_1 / GND_2</w:t>
+            </w:r>
+          </w:p>
+        </w:tc>
+        <w:tc>
+          <w:tcPr>
+            <w:tcW w:type="dxa" w:w="1958"/>
+            <w:shd w:fill="F4F7F9"/>
+            <w:tcMar>
+              <w:top w:w="80" w:type="dxa"/>
+              <w:bottom w:w="80" w:type="dxa"/>
+              <w:left w:w="120" w:type="dxa"/>
+              <w:right w:w="120" w:type="dxa"/>
+            </w:tcMar>
+            <w:vAlign w:val="center"/>
+          </w:tcPr>
+          <w:p>
+            <w:pPr>
+              <w:spacing w:after="0"/>
+            </w:pPr>
+            <w:r>
+              <w:rPr>
+                <w:color w:val="282C34"/>
+                <w:sz w:val="18"/>
+              </w:rPr>
+              <w:t>Port 1 Ground / Port 2 Ground</w:t>
+            </w:r>
+          </w:p>
+        </w:tc>
+        <w:tc>
+          <w:tcPr>
+            <w:tcW w:type="dxa" w:w="1958"/>
+            <w:shd w:fill="F4F7F9"/>
+            <w:tcMar>
+              <w:top w:w="80" w:type="dxa"/>
+              <w:bottom w:w="80" w:type="dxa"/>
+              <w:left w:w="120" w:type="dxa"/>
+              <w:right w:w="120" w:type="dxa"/>
+            </w:tcMar>
+            <w:vAlign w:val="center"/>
+          </w:tcPr>
+          <w:p>
+            <w:pPr>
+              <w:spacing w:after="0"/>
+            </w:pPr>
+            <w:r>
+              <w:rPr>
+                <w:color w:val="282C34"/>
+                <w:sz w:val="18"/>
+              </w:rPr>
+              <w:t>Galvanic isolation barrier</w:t>
+            </w:r>
+          </w:p>
+        </w:tc>
+        <w:tc>
+          <w:tcPr>
+            <w:tcW w:type="dxa" w:w="1958"/>
+            <w:shd w:fill="F4F7F9"/>
+            <w:tcMar>
+              <w:top w:w="80" w:type="dxa"/>
+              <w:bottom w:w="80" w:type="dxa"/>
+              <w:left w:w="120" w:type="dxa"/>
+              <w:right w:w="120" w:type="dxa"/>
+            </w:tcMar>
+            <w:vAlign w:val="center"/>
+          </w:tcPr>
+          <w:p>
+            <w:pPr>
+              <w:spacing w:after="0"/>
+            </w:pPr>
+            <w:r>
+              <w:rPr>
+                <w:color w:val="282C34"/>
+                <w:sz w:val="18"/>
+              </w:rPr>
+              <w:t>Fully isolated system grounds</w:t>
+            </w:r>
+          </w:p>
+        </w:tc>
+        <w:tc>
+          <w:tcPr>
+            <w:tcW w:type="dxa" w:w="1958"/>
+            <w:shd w:fill="F4F7F9"/>
+            <w:tcMar>
+              <w:top w:w="80" w:type="dxa"/>
+              <w:bottom w:w="80" w:type="dxa"/>
+              <w:left w:w="120" w:type="dxa"/>
+              <w:right w:w="120" w:type="dxa"/>
+            </w:tcMar>
+            <w:vAlign w:val="center"/>
+          </w:tcPr>
+          <w:p>
+            <w:pPr>
+              <w:spacing w:after="0"/>
+            </w:pPr>
+            <w:r>
+              <w:rPr>
+                <w:color w:val="282C34"/>
+                <w:sz w:val="18"/>
+              </w:rPr>
+              <w:t xml:space="preserve">Galvanic isolation barrier rated for </w:t>
+            </w:r>
+            <w:r>
+              <w:rPr>
+                <w:i/>
+                <w:color w:val="145AA0"/>
+                <w:sz w:val="18"/>
+              </w:rPr>
+              <w:t>&gt; 3000\,V_{RMS</w:t>
+            </w:r>
+            <w:r>
+              <w:rPr>
+                <w:color w:val="282C34"/>
+                <w:sz w:val="18"/>
+              </w:rPr>
+              <w:t xml:space="preserve"> withstand; creepage </w:t>
+            </w:r>
+            <w:r>
+              <w:rPr>
+                <w:i/>
+                <w:color w:val="145AA0"/>
+                <w:sz w:val="18"/>
+              </w:rPr>
+              <w:t>≥ 8.0\,mm</w:t>
+            </w:r>
+            <w:r>
+              <w:rPr>
+                <w:color w:val="282C34"/>
+                <w:sz w:val="18"/>
+              </w:rPr>
+              <w:t>.</w:t>
+            </w:r>
+          </w:p>
+        </w:tc>
+      </w:tr>
+    </w:tbl>
+    <w:p/>
+    <w:p>
+      <w:pPr>
+        <w:spacing w:before="160" w:after="80"/>
+      </w:pPr>
+      <w:r>
+        <w:rPr>
+          <w:b/>
+          <w:color w:val="4682B4"/>
+          <w:sz w:val="24"/>
+        </w:rPr>
+        <w:t>1.2 Component Bill of Materials &amp; Parametric Specifications:</w:t>
+      </w:r>
+    </w:p>
+    <w:tbl>
+      <w:tblPr>
+        <w:tblW w:type="auto" w:w="0"/>
+        <w:jc w:val="center"/>
+        <w:tblLook w:firstColumn="1" w:firstRow="1" w:lastColumn="0" w:lastRow="0" w:noHBand="0" w:noVBand="1" w:val="04A0"/>
+        <w:tblBorders>
+          <w:top w:val="single" w:sz="4" w:space="0" w:color="D0D7DE"/>
+          <w:left w:val="none"/>
+          <w:bottom w:val="single" w:sz="8" w:space="0" w:color="D0D7DE"/>
+          <w:right w:val="none"/>
+          <w:insideH w:val="single" w:sz="4" w:space="0" w:color="D0D7DE"/>
+          <w:insideV w:val="none"/>
+        </w:tblBorders>
+      </w:tblPr>
+      <w:tblGrid>
+        <w:gridCol w:w="1958"/>
+        <w:gridCol w:w="1958"/>
+        <w:gridCol w:w="1958"/>
+        <w:gridCol w:w="1958"/>
+        <w:gridCol w:w="1958"/>
+      </w:tblGrid>
+      <w:tr>
+        <w:tc>
+          <w:tcPr>
+            <w:tcW w:type="dxa" w:w="1958"/>
+            <w:shd w:fill="204A6E"/>
+            <w:tcMar>
+              <w:top w:w="100" w:type="dxa"/>
+              <w:bottom w:w="100" w:type="dxa"/>
+              <w:left w:w="120" w:type="dxa"/>
+              <w:right w:w="120" w:type="dxa"/>
+            </w:tcMar>
+            <w:vAlign w:val="center"/>
+          </w:tcPr>
+          <w:p>
+            <w:pPr>
+              <w:spacing w:after="0"/>
+            </w:pPr>
+            <w:r>
+              <w:rPr>
+                <w:b/>
+                <w:color w:val="FFFFFF"/>
+                <w:sz w:val="19"/>
+              </w:rPr>
+              <w:t>RefDes</w:t>
+            </w:r>
+          </w:p>
+        </w:tc>
+        <w:tc>
+          <w:tcPr>
+            <w:tcW w:type="dxa" w:w="1958"/>
+            <w:shd w:fill="204A6E"/>
+            <w:tcMar>
+              <w:top w:w="100" w:type="dxa"/>
+              <w:bottom w:w="100" w:type="dxa"/>
+              <w:left w:w="120" w:type="dxa"/>
+              <w:right w:w="120" w:type="dxa"/>
+            </w:tcMar>
+            <w:vAlign w:val="center"/>
+          </w:tcPr>
+          <w:p>
+            <w:pPr>
+              <w:spacing w:after="0"/>
+            </w:pPr>
+            <w:r>
+              <w:rPr>
+                <w:b/>
+                <w:color w:val="FFFFFF"/>
+                <w:sz w:val="19"/>
+              </w:rPr>
+              <w:t>Component Description</w:t>
+            </w:r>
+          </w:p>
+        </w:tc>
+        <w:tc>
+          <w:tcPr>
+            <w:tcW w:type="dxa" w:w="1958"/>
+            <w:shd w:fill="204A6E"/>
+            <w:tcMar>
+              <w:top w:w="100" w:type="dxa"/>
+              <w:bottom w:w="100" w:type="dxa"/>
+              <w:left w:w="120" w:type="dxa"/>
+              <w:right w:w="120" w:type="dxa"/>
+            </w:tcMar>
+            <w:vAlign w:val="center"/>
+          </w:tcPr>
+          <w:p>
+            <w:pPr>
+              <w:spacing w:after="0"/>
+            </w:pPr>
+            <w:r>
+              <w:rPr>
+                <w:b/>
+                <w:color w:val="FFFFFF"/>
+                <w:sz w:val="19"/>
+              </w:rPr>
+              <w:t>Manufacturer &amp; Part Number</w:t>
+            </w:r>
+          </w:p>
+        </w:tc>
+        <w:tc>
+          <w:tcPr>
+            <w:tcW w:type="dxa" w:w="1958"/>
+            <w:shd w:fill="204A6E"/>
+            <w:tcMar>
+              <w:top w:w="100" w:type="dxa"/>
+              <w:bottom w:w="100" w:type="dxa"/>
+              <w:left w:w="120" w:type="dxa"/>
+              <w:right w:w="120" w:type="dxa"/>
+            </w:tcMar>
+            <w:vAlign w:val="center"/>
+          </w:tcPr>
+          <w:p>
+            <w:pPr>
+              <w:spacing w:after="0"/>
+            </w:pPr>
+            <w:r>
+              <w:rPr>
+                <w:b/>
+                <w:color w:val="FFFFFF"/>
+                <w:sz w:val="19"/>
+              </w:rPr>
+              <w:t>Key Electrical Specifications</w:t>
+            </w:r>
+          </w:p>
+        </w:tc>
+        <w:tc>
+          <w:tcPr>
+            <w:tcW w:type="dxa" w:w="1958"/>
+            <w:shd w:fill="204A6E"/>
+            <w:tcMar>
+              <w:top w:w="100" w:type="dxa"/>
+              <w:bottom w:w="100" w:type="dxa"/>
+              <w:left w:w="120" w:type="dxa"/>
+              <w:right w:w="120" w:type="dxa"/>
+            </w:tcMar>
+            <w:vAlign w:val="center"/>
+          </w:tcPr>
+          <w:p>
+            <w:pPr>
+              <w:spacing w:after="0"/>
+            </w:pPr>
+            <w:r>
+              <w:rPr>
+                <w:b/>
+                <w:color w:val="FFFFFF"/>
+                <w:sz w:val="19"/>
+              </w:rPr>
+              <w:t>Critical Design Constraint</w:t>
+            </w:r>
+          </w:p>
+        </w:tc>
+      </w:tr>
+      <w:tr>
+        <w:tc>
+          <w:tcPr>
+            <w:tcW w:type="dxa" w:w="1958"/>
+            <w:tcMar>
+              <w:top w:w="80" w:type="dxa"/>
+              <w:bottom w:w="80" w:type="dxa"/>
+              <w:left w:w="120" w:type="dxa"/>
+              <w:right w:w="120" w:type="dxa"/>
+            </w:tcMar>
+            <w:vAlign w:val="center"/>
+          </w:tcPr>
+          <w:p>
+            <w:pPr>
+              <w:spacing w:after="0"/>
+            </w:pPr>
+            <w:r>
+              <w:rPr>
+                <w:b/>
+                <w:color w:val="282C34"/>
+                <w:sz w:val="18"/>
+              </w:rPr>
+              <w:t>$S_1 \dots S_4$</w:t>
+            </w:r>
+          </w:p>
+        </w:tc>
+        <w:tc>
+          <w:tcPr>
+            <w:tcW w:type="dxa" w:w="1958"/>
+            <w:tcMar>
+              <w:top w:w="80" w:type="dxa"/>
+              <w:bottom w:w="80" w:type="dxa"/>
+              <w:left w:w="120" w:type="dxa"/>
+              <w:right w:w="120" w:type="dxa"/>
+            </w:tcMar>
+            <w:vAlign w:val="center"/>
+          </w:tcPr>
+          <w:p>
+            <w:pPr>
+              <w:spacing w:after="0"/>
+            </w:pPr>
+            <w:r>
+              <w:rPr>
+                <w:color w:val="282C34"/>
+                <w:sz w:val="18"/>
+              </w:rPr>
+              <w:t>Primary SiC Power MOSFETs</w:t>
+            </w:r>
+          </w:p>
+        </w:tc>
+        <w:tc>
+          <w:tcPr>
+            <w:tcW w:type="dxa" w:w="1958"/>
+            <w:tcMar>
+              <w:top w:w="80" w:type="dxa"/>
+              <w:bottom w:w="80" w:type="dxa"/>
+              <w:left w:w="120" w:type="dxa"/>
+              <w:right w:w="120" w:type="dxa"/>
+            </w:tcMar>
+            <w:vAlign w:val="center"/>
+          </w:tcPr>
+          <w:p>
+            <w:pPr>
+              <w:spacing w:after="0"/>
+            </w:pPr>
+            <w:r>
+              <w:rPr>
+                <w:color w:val="282C34"/>
+                <w:sz w:val="18"/>
+              </w:rPr>
+              <w:t>Wolfspeed C3M0065090D</w:t>
+            </w:r>
+          </w:p>
+        </w:tc>
+        <w:tc>
+          <w:tcPr>
+            <w:tcW w:type="dxa" w:w="1958"/>
+            <w:tcMar>
+              <w:top w:w="80" w:type="dxa"/>
+              <w:bottom w:w="80" w:type="dxa"/>
+              <w:left w:w="120" w:type="dxa"/>
+              <w:right w:w="120" w:type="dxa"/>
+            </w:tcMar>
+            <w:vAlign w:val="center"/>
+          </w:tcPr>
+          <w:p>
+            <w:pPr>
+              <w:spacing w:after="0"/>
+            </w:pPr>
+            <w:r>
+              <w:rPr>
+                <w:i/>
+                <w:color w:val="145AA0"/>
+                <w:sz w:val="18"/>
+              </w:rPr>
+              <w:t>V_{DS = 900\,V, I_D = 36\,A, R_{DS(on) = 65\,m\Omega, Q_g = 30\,nC</w:t>
+            </w:r>
+          </w:p>
+        </w:tc>
+        <w:tc>
+          <w:tcPr>
+            <w:tcW w:type="dxa" w:w="1958"/>
+            <w:tcMar>
+              <w:top w:w="80" w:type="dxa"/>
+              <w:bottom w:w="80" w:type="dxa"/>
+              <w:left w:w="120" w:type="dxa"/>
+              <w:right w:w="120" w:type="dxa"/>
+            </w:tcMar>
+            <w:vAlign w:val="center"/>
+          </w:tcPr>
+          <w:p>
+            <w:pPr>
+              <w:spacing w:after="0"/>
+            </w:pPr>
+            <w:r>
+              <w:rPr>
+                <w:color w:val="282C34"/>
+                <w:sz w:val="18"/>
+              </w:rPr>
+              <w:t xml:space="preserve">Silicon carbide (SiC) provides zero reverse-recovery and ultra-low switching loss at </w:t>
+            </w:r>
+            <w:r>
+              <w:rPr>
+                <w:i/>
+                <w:color w:val="145AA0"/>
+                <w:sz w:val="18"/>
+              </w:rPr>
+              <w:t>100\,kHz</w:t>
+            </w:r>
+            <w:r>
+              <w:rPr>
+                <w:color w:val="282C34"/>
+                <w:sz w:val="18"/>
+              </w:rPr>
+              <w:t>.</w:t>
+            </w:r>
+          </w:p>
+        </w:tc>
+      </w:tr>
+      <w:tr>
+        <w:tc>
+          <w:tcPr>
+            <w:tcW w:type="dxa" w:w="1958"/>
+            <w:shd w:fill="F4F7F9"/>
+            <w:tcMar>
+              <w:top w:w="80" w:type="dxa"/>
+              <w:bottom w:w="80" w:type="dxa"/>
+              <w:left w:w="120" w:type="dxa"/>
+              <w:right w:w="120" w:type="dxa"/>
+            </w:tcMar>
+            <w:vAlign w:val="center"/>
+          </w:tcPr>
+          <w:p>
+            <w:pPr>
+              <w:spacing w:after="0"/>
+            </w:pPr>
+            <w:r>
+              <w:rPr>
+                <w:b/>
+                <w:color w:val="282C34"/>
+                <w:sz w:val="18"/>
+              </w:rPr>
+              <w:t>$S_5 \dots S_8$</w:t>
+            </w:r>
+          </w:p>
+        </w:tc>
+        <w:tc>
+          <w:tcPr>
+            <w:tcW w:type="dxa" w:w="1958"/>
+            <w:shd w:fill="F4F7F9"/>
+            <w:tcMar>
+              <w:top w:w="80" w:type="dxa"/>
+              <w:bottom w:w="80" w:type="dxa"/>
+              <w:left w:w="120" w:type="dxa"/>
+              <w:right w:w="120" w:type="dxa"/>
+            </w:tcMar>
+            <w:vAlign w:val="center"/>
+          </w:tcPr>
+          <w:p>
+            <w:pPr>
+              <w:spacing w:after="0"/>
+            </w:pPr>
+            <w:r>
+              <w:rPr>
+                <w:color w:val="282C34"/>
+                <w:sz w:val="18"/>
+              </w:rPr>
+              <w:t>Secondary LV N-MOSFETs</w:t>
+            </w:r>
+          </w:p>
+        </w:tc>
+        <w:tc>
+          <w:tcPr>
+            <w:tcW w:type="dxa" w:w="1958"/>
+            <w:shd w:fill="F4F7F9"/>
+            <w:tcMar>
+              <w:top w:w="80" w:type="dxa"/>
+              <w:bottom w:w="80" w:type="dxa"/>
+              <w:left w:w="120" w:type="dxa"/>
+              <w:right w:w="120" w:type="dxa"/>
+            </w:tcMar>
+            <w:vAlign w:val="center"/>
+          </w:tcPr>
+          <w:p>
+            <w:pPr>
+              <w:spacing w:after="0"/>
+            </w:pPr>
+            <w:r>
+              <w:rPr>
+                <w:color w:val="282C34"/>
+                <w:sz w:val="18"/>
+              </w:rPr>
+              <w:t>Infineon IPT012N08N5</w:t>
+            </w:r>
+          </w:p>
+        </w:tc>
+        <w:tc>
+          <w:tcPr>
+            <w:tcW w:type="dxa" w:w="1958"/>
+            <w:shd w:fill="F4F7F9"/>
+            <w:tcMar>
+              <w:top w:w="80" w:type="dxa"/>
+              <w:bottom w:w="80" w:type="dxa"/>
+              <w:left w:w="120" w:type="dxa"/>
+              <w:right w:w="120" w:type="dxa"/>
+            </w:tcMar>
+            <w:vAlign w:val="center"/>
+          </w:tcPr>
+          <w:p>
+            <w:pPr>
+              <w:spacing w:after="0"/>
+            </w:pPr>
+            <w:r>
+              <w:rPr>
+                <w:i/>
+                <w:color w:val="145AA0"/>
+                <w:sz w:val="18"/>
+              </w:rPr>
+              <w:t>V_{DS = 80\,V, I_D = 300\,A, R_{DS(on) = 1.2\,m\Omega, Q_g = 178\,nC</w:t>
+            </w:r>
+          </w:p>
+        </w:tc>
+        <w:tc>
+          <w:tcPr>
+            <w:tcW w:type="dxa" w:w="1958"/>
+            <w:shd w:fill="F4F7F9"/>
+            <w:tcMar>
+              <w:top w:w="80" w:type="dxa"/>
+              <w:bottom w:w="80" w:type="dxa"/>
+              <w:left w:w="120" w:type="dxa"/>
+              <w:right w:w="120" w:type="dxa"/>
+            </w:tcMar>
+            <w:vAlign w:val="center"/>
+          </w:tcPr>
+          <w:p>
+            <w:pPr>
+              <w:spacing w:after="0"/>
+            </w:pPr>
+            <w:r>
+              <w:rPr>
+                <w:color w:val="282C34"/>
+                <w:sz w:val="18"/>
+              </w:rPr>
+              <w:t>OptiMOS 5 in 8-pin PowerBlock package handles high secondary RMS current (</w:t>
+            </w:r>
+            <w:r>
+              <w:rPr>
+                <w:i/>
+                <w:color w:val="145AA0"/>
+                <w:sz w:val="18"/>
+              </w:rPr>
+              <w:t>I_{rms \approx 55\,A</w:t>
+            </w:r>
+            <w:r>
+              <w:rPr>
+                <w:color w:val="282C34"/>
+                <w:sz w:val="18"/>
+              </w:rPr>
+              <w:t>).</w:t>
+            </w:r>
+          </w:p>
+        </w:tc>
+      </w:tr>
+      <w:tr>
+        <w:tc>
+          <w:tcPr>
+            <w:tcW w:type="dxa" w:w="1958"/>
+            <w:tcMar>
+              <w:top w:w="80" w:type="dxa"/>
+              <w:bottom w:w="80" w:type="dxa"/>
+              <w:left w:w="120" w:type="dxa"/>
+              <w:right w:w="120" w:type="dxa"/>
+            </w:tcMar>
+            <w:vAlign w:val="center"/>
+          </w:tcPr>
+          <w:p>
+            <w:pPr>
+              <w:spacing w:after="0"/>
+            </w:pPr>
+            <w:r>
+              <w:rPr>
+                <w:b/>
+                <w:color w:val="282C34"/>
+                <w:sz w:val="18"/>
+              </w:rPr>
+              <w:t>$L_{ext}$</w:t>
+            </w:r>
+          </w:p>
+        </w:tc>
+        <w:tc>
+          <w:tcPr>
+            <w:tcW w:type="dxa" w:w="1958"/>
+            <w:tcMar>
+              <w:top w:w="80" w:type="dxa"/>
+              <w:bottom w:w="80" w:type="dxa"/>
+              <w:left w:w="120" w:type="dxa"/>
+              <w:right w:w="120" w:type="dxa"/>
+            </w:tcMar>
+            <w:vAlign w:val="center"/>
+          </w:tcPr>
+          <w:p>
+            <w:pPr>
+              <w:spacing w:after="0"/>
+            </w:pPr>
+            <w:r>
+              <w:rPr>
+                <w:color w:val="282C34"/>
+                <w:sz w:val="18"/>
+              </w:rPr>
+              <w:t>Energy Transfer Inductor</w:t>
+            </w:r>
+          </w:p>
+        </w:tc>
+        <w:tc>
+          <w:tcPr>
+            <w:tcW w:type="dxa" w:w="1958"/>
+            <w:tcMar>
+              <w:top w:w="80" w:type="dxa"/>
+              <w:bottom w:w="80" w:type="dxa"/>
+              <w:left w:w="120" w:type="dxa"/>
+              <w:right w:w="120" w:type="dxa"/>
+            </w:tcMar>
+            <w:vAlign w:val="center"/>
+          </w:tcPr>
+          <w:p>
+            <w:pPr>
+              <w:spacing w:after="0"/>
+            </w:pPr>
+            <w:r>
+              <w:rPr>
+                <w:color w:val="282C34"/>
+                <w:sz w:val="18"/>
+              </w:rPr>
+              <w:t>Würth Elektronik 7443641800</w:t>
+            </w:r>
+          </w:p>
+        </w:tc>
+        <w:tc>
+          <w:tcPr>
+            <w:tcW w:type="dxa" w:w="1958"/>
+            <w:tcMar>
+              <w:top w:w="80" w:type="dxa"/>
+              <w:bottom w:w="80" w:type="dxa"/>
+              <w:left w:w="120" w:type="dxa"/>
+              <w:right w:w="120" w:type="dxa"/>
+            </w:tcMar>
+            <w:vAlign w:val="center"/>
+          </w:tcPr>
+          <w:p>
+            <w:pPr>
+              <w:spacing w:after="0"/>
+            </w:pPr>
+            <w:r>
+              <w:rPr>
+                <w:i/>
+                <w:color w:val="145AA0"/>
+                <w:sz w:val="18"/>
+              </w:rPr>
+              <w:t>L = 18\,µH, I_{sat = 28\,A, I_{rms = 22\,A, DCR = 4.8\,m\Omega</w:t>
+            </w:r>
+          </w:p>
+        </w:tc>
+        <w:tc>
+          <w:tcPr>
+            <w:tcW w:type="dxa" w:w="1958"/>
+            <w:tcMar>
+              <w:top w:w="80" w:type="dxa"/>
+              <w:bottom w:w="80" w:type="dxa"/>
+              <w:left w:w="120" w:type="dxa"/>
+              <w:right w:w="120" w:type="dxa"/>
+            </w:tcMar>
+            <w:vAlign w:val="center"/>
+          </w:tcPr>
+          <w:p>
+            <w:pPr>
+              <w:spacing w:after="0"/>
+            </w:pPr>
+            <w:r>
+              <w:rPr>
+                <w:color w:val="282C34"/>
+                <w:sz w:val="18"/>
+              </w:rPr>
+              <w:t xml:space="preserve">Determines maximum bidirectional power transfer: </w:t>
+            </w:r>
+            <w:r>
+              <w:rPr>
+                <w:i/>
+                <w:color w:val="145AA0"/>
+                <w:sz w:val="18"/>
+              </w:rPr>
+              <w:t>P_{max = \frac{n V_1 V_2{8 f_s L_{ext</w:t>
+            </w:r>
+            <w:r>
+              <w:rPr>
+                <w:color w:val="282C34"/>
+                <w:sz w:val="18"/>
+              </w:rPr>
+              <w:t>.</w:t>
+            </w:r>
+          </w:p>
+        </w:tc>
+      </w:tr>
+      <w:tr>
+        <w:tc>
+          <w:tcPr>
+            <w:tcW w:type="dxa" w:w="1958"/>
+            <w:shd w:fill="F4F7F9"/>
+            <w:tcMar>
+              <w:top w:w="80" w:type="dxa"/>
+              <w:bottom w:w="80" w:type="dxa"/>
+              <w:left w:w="120" w:type="dxa"/>
+              <w:right w:w="120" w:type="dxa"/>
+            </w:tcMar>
+            <w:vAlign w:val="center"/>
+          </w:tcPr>
+          <w:p>
+            <w:pPr>
+              <w:spacing w:after="0"/>
+            </w:pPr>
+            <w:r>
+              <w:rPr>
+                <w:b/>
+                <w:color w:val="282C34"/>
+                <w:sz w:val="18"/>
+              </w:rPr>
+              <w:t>$T_1$</w:t>
+            </w:r>
+          </w:p>
+        </w:tc>
+        <w:tc>
+          <w:tcPr>
+            <w:tcW w:type="dxa" w:w="1958"/>
+            <w:shd w:fill="F4F7F9"/>
+            <w:tcMar>
+              <w:top w:w="80" w:type="dxa"/>
+              <w:bottom w:w="80" w:type="dxa"/>
+              <w:left w:w="120" w:type="dxa"/>
+              <w:right w:w="120" w:type="dxa"/>
+            </w:tcMar>
+            <w:vAlign w:val="center"/>
+          </w:tcPr>
+          <w:p>
+            <w:pPr>
+              <w:spacing w:after="0"/>
+            </w:pPr>
+            <w:r>
+              <w:rPr>
+                <w:color w:val="282C34"/>
+                <w:sz w:val="18"/>
+              </w:rPr>
+              <w:t>Planar Isolation Transformer</w:t>
+            </w:r>
+          </w:p>
+        </w:tc>
+        <w:tc>
+          <w:tcPr>
+            <w:tcW w:type="dxa" w:w="1958"/>
+            <w:shd w:fill="F4F7F9"/>
+            <w:tcMar>
+              <w:top w:w="80" w:type="dxa"/>
+              <w:bottom w:w="80" w:type="dxa"/>
+              <w:left w:w="120" w:type="dxa"/>
+              <w:right w:w="120" w:type="dxa"/>
+            </w:tcMar>
+            <w:vAlign w:val="center"/>
+          </w:tcPr>
+          <w:p>
+            <w:pPr>
+              <w:spacing w:after="0"/>
+            </w:pPr>
+            <w:r>
+              <w:rPr>
+                <w:color w:val="282C34"/>
+                <w:sz w:val="18"/>
+              </w:rPr>
+              <w:t>Custom E64 Planar Core (3C95)</w:t>
+            </w:r>
+          </w:p>
+        </w:tc>
+        <w:tc>
+          <w:tcPr>
+            <w:tcW w:type="dxa" w:w="1958"/>
+            <w:shd w:fill="F4F7F9"/>
+            <w:tcMar>
+              <w:top w:w="80" w:type="dxa"/>
+              <w:bottom w:w="80" w:type="dxa"/>
+              <w:left w:w="120" w:type="dxa"/>
+              <w:right w:w="120" w:type="dxa"/>
+            </w:tcMar>
+            <w:vAlign w:val="center"/>
+          </w:tcPr>
+          <w:p>
+            <w:pPr>
+              <w:spacing w:after="0"/>
+            </w:pPr>
+            <w:r>
+              <w:rPr>
+                <w:color w:val="282C34"/>
+                <w:sz w:val="18"/>
+              </w:rPr>
+              <w:t xml:space="preserve">Turns: </w:t>
+            </w:r>
+            <w:r>
+              <w:rPr>
+                <w:i/>
+                <w:color w:val="145AA0"/>
+                <w:sz w:val="18"/>
+              </w:rPr>
+              <w:t>16:2 (8:1), L_m = 1.2\,mH, L_{lk &lt; 0.8\,µH</w:t>
+            </w:r>
+          </w:p>
+        </w:tc>
+        <w:tc>
+          <w:tcPr>
+            <w:tcW w:type="dxa" w:w="1958"/>
+            <w:shd w:fill="F4F7F9"/>
+            <w:tcMar>
+              <w:top w:w="80" w:type="dxa"/>
+              <w:bottom w:w="80" w:type="dxa"/>
+              <w:left w:w="120" w:type="dxa"/>
+              <w:right w:w="120" w:type="dxa"/>
+            </w:tcMar>
+            <w:vAlign w:val="center"/>
+          </w:tcPr>
+          <w:p>
+            <w:pPr>
+              <w:spacing w:after="0"/>
+            </w:pPr>
+            <w:r>
+              <w:rPr>
+                <w:color w:val="282C34"/>
+                <w:sz w:val="18"/>
+              </w:rPr>
+              <w:t xml:space="preserve">Multi-layer heavy copper PCB planar windings achieve </w:t>
+            </w:r>
+            <w:r>
+              <w:rPr>
+                <w:i/>
+                <w:color w:val="145AA0"/>
+                <w:sz w:val="18"/>
+              </w:rPr>
+              <w:t>&gt; 99\%</w:t>
+            </w:r>
+            <w:r>
+              <w:rPr>
+                <w:color w:val="282C34"/>
+                <w:sz w:val="18"/>
+              </w:rPr>
+              <w:t xml:space="preserve"> transformer efficiency and low leakage.</w:t>
+            </w:r>
+          </w:p>
+        </w:tc>
+      </w:tr>
+      <w:tr>
+        <w:tc>
+          <w:tcPr>
+            <w:tcW w:type="dxa" w:w="1958"/>
+            <w:tcMar>
+              <w:top w:w="80" w:type="dxa"/>
+              <w:bottom w:w="80" w:type="dxa"/>
+              <w:left w:w="120" w:type="dxa"/>
+              <w:right w:w="120" w:type="dxa"/>
+            </w:tcMar>
+            <w:vAlign w:val="center"/>
+          </w:tcPr>
+          <w:p>
+            <w:pPr>
+              <w:spacing w:after="0"/>
+            </w:pPr>
+            <w:r>
+              <w:rPr>
+                <w:b/>
+                <w:color w:val="282C34"/>
+                <w:sz w:val="18"/>
+              </w:rPr>
+              <w:t>$C_1$ Bank</w:t>
+            </w:r>
+          </w:p>
+        </w:tc>
+        <w:tc>
+          <w:tcPr>
+            <w:tcW w:type="dxa" w:w="1958"/>
+            <w:tcMar>
+              <w:top w:w="80" w:type="dxa"/>
+              <w:bottom w:w="80" w:type="dxa"/>
+              <w:left w:w="120" w:type="dxa"/>
+              <w:right w:w="120" w:type="dxa"/>
+            </w:tcMar>
+            <w:vAlign w:val="center"/>
+          </w:tcPr>
+          <w:p>
+            <w:pPr>
+              <w:spacing w:after="0"/>
+            </w:pPr>
+            <w:r>
+              <w:rPr>
+                <w:color w:val="282C34"/>
+                <w:sz w:val="18"/>
+              </w:rPr>
+              <w:t>Port 1 DC Link Film Caps</w:t>
+            </w:r>
+          </w:p>
+        </w:tc>
+        <w:tc>
+          <w:tcPr>
+            <w:tcW w:type="dxa" w:w="1958"/>
+            <w:tcMar>
+              <w:top w:w="80" w:type="dxa"/>
+              <w:bottom w:w="80" w:type="dxa"/>
+              <w:left w:w="120" w:type="dxa"/>
+              <w:right w:w="120" w:type="dxa"/>
+            </w:tcMar>
+            <w:vAlign w:val="center"/>
+          </w:tcPr>
+          <w:p>
+            <w:pPr>
+              <w:spacing w:after="0"/>
+            </w:pPr>
+            <w:r>
+              <w:rPr>
+                <w:color w:val="282C34"/>
+                <w:sz w:val="18"/>
+              </w:rPr>
+              <w:t>KEMET C4AEGBW5300A3FJ</w:t>
+            </w:r>
+          </w:p>
+        </w:tc>
+        <w:tc>
+          <w:tcPr>
+            <w:tcW w:type="dxa" w:w="1958"/>
+            <w:tcMar>
+              <w:top w:w="80" w:type="dxa"/>
+              <w:bottom w:w="80" w:type="dxa"/>
+              <w:left w:w="120" w:type="dxa"/>
+              <w:right w:w="120" w:type="dxa"/>
+            </w:tcMar>
+            <w:vAlign w:val="center"/>
+          </w:tcPr>
+          <w:p>
+            <w:pPr>
+              <w:spacing w:after="0"/>
+            </w:pPr>
+            <w:r>
+              <w:rPr>
+                <w:i/>
+                <w:color w:val="145AA0"/>
+                <w:sz w:val="18"/>
+              </w:rPr>
+              <w:t>470\,µF, 450\,V_{DC, Metallized Polypropylene Film</w:t>
+            </w:r>
+          </w:p>
+        </w:tc>
+        <w:tc>
+          <w:tcPr>
+            <w:tcW w:type="dxa" w:w="1958"/>
+            <w:tcMar>
+              <w:top w:w="80" w:type="dxa"/>
+              <w:bottom w:w="80" w:type="dxa"/>
+              <w:left w:w="120" w:type="dxa"/>
+              <w:right w:w="120" w:type="dxa"/>
+            </w:tcMar>
+            <w:vAlign w:val="center"/>
+          </w:tcPr>
+          <w:p>
+            <w:pPr>
+              <w:spacing w:after="0"/>
+            </w:pPr>
+            <w:r>
+              <w:rPr>
+                <w:color w:val="282C34"/>
+                <w:sz w:val="18"/>
+              </w:rPr>
+              <w:t>Handles continuous high-frequency triangular ripple current without dielectric breakdown.</w:t>
+            </w:r>
+          </w:p>
+        </w:tc>
+      </w:tr>
+      <w:tr>
+        <w:tc>
+          <w:tcPr>
+            <w:tcW w:type="dxa" w:w="1958"/>
+            <w:shd w:fill="F4F7F9"/>
+            <w:tcMar>
+              <w:top w:w="80" w:type="dxa"/>
+              <w:bottom w:w="80" w:type="dxa"/>
+              <w:left w:w="120" w:type="dxa"/>
+              <w:right w:w="120" w:type="dxa"/>
+            </w:tcMar>
+            <w:vAlign w:val="center"/>
+          </w:tcPr>
+          <w:p>
+            <w:pPr>
+              <w:spacing w:after="0"/>
+            </w:pPr>
+            <w:r>
+              <w:rPr>
+                <w:b/>
+                <w:color w:val="282C34"/>
+                <w:sz w:val="18"/>
+              </w:rPr>
+              <w:t>$C_2$ Bank</w:t>
+            </w:r>
+          </w:p>
+        </w:tc>
+        <w:tc>
+          <w:tcPr>
+            <w:tcW w:type="dxa" w:w="1958"/>
+            <w:shd w:fill="F4F7F9"/>
+            <w:tcMar>
+              <w:top w:w="80" w:type="dxa"/>
+              <w:bottom w:w="80" w:type="dxa"/>
+              <w:left w:w="120" w:type="dxa"/>
+              <w:right w:w="120" w:type="dxa"/>
+            </w:tcMar>
+            <w:vAlign w:val="center"/>
+          </w:tcPr>
+          <w:p>
+            <w:pPr>
+              <w:spacing w:after="0"/>
+            </w:pPr>
+            <w:r>
+              <w:rPr>
+                <w:color w:val="282C34"/>
+                <w:sz w:val="18"/>
+              </w:rPr>
+              <w:t>Port 2 DC Link Polymer Caps</w:t>
+            </w:r>
+          </w:p>
+        </w:tc>
+        <w:tc>
+          <w:tcPr>
+            <w:tcW w:type="dxa" w:w="1958"/>
+            <w:shd w:fill="F4F7F9"/>
+            <w:tcMar>
+              <w:top w:w="80" w:type="dxa"/>
+              <w:bottom w:w="80" w:type="dxa"/>
+              <w:left w:w="120" w:type="dxa"/>
+              <w:right w:w="120" w:type="dxa"/>
+            </w:tcMar>
+            <w:vAlign w:val="center"/>
+          </w:tcPr>
+          <w:p>
+            <w:pPr>
+              <w:spacing w:after="0"/>
+            </w:pPr>
+            <w:r>
+              <w:rPr>
+                <w:color w:val="282C34"/>
+                <w:sz w:val="18"/>
+              </w:rPr>
+              <w:t>Panasonic 63SVPF220M</w:t>
+            </w:r>
+          </w:p>
+        </w:tc>
+        <w:tc>
+          <w:tcPr>
+            <w:tcW w:type="dxa" w:w="1958"/>
+            <w:shd w:fill="F4F7F9"/>
+            <w:tcMar>
+              <w:top w:w="80" w:type="dxa"/>
+              <w:bottom w:w="80" w:type="dxa"/>
+              <w:left w:w="120" w:type="dxa"/>
+              <w:right w:w="120" w:type="dxa"/>
+            </w:tcMar>
+            <w:vAlign w:val="center"/>
+          </w:tcPr>
+          <w:p>
+            <w:pPr>
+              <w:spacing w:after="0"/>
+            </w:pPr>
+            <w:r>
+              <w:rPr>
+                <w:i/>
+                <w:color w:val="145AA0"/>
+                <w:sz w:val="18"/>
+              </w:rPr>
+              <w:t>6 × 220\,µF, 63\,V, OS-CON Polymer, ESR = 12\,m\Omega</w:t>
+            </w:r>
+          </w:p>
+        </w:tc>
+        <w:tc>
+          <w:tcPr>
+            <w:tcW w:type="dxa" w:w="1958"/>
+            <w:shd w:fill="F4F7F9"/>
+            <w:tcMar>
+              <w:top w:w="80" w:type="dxa"/>
+              <w:bottom w:w="80" w:type="dxa"/>
+              <w:left w:w="120" w:type="dxa"/>
+              <w:right w:w="120" w:type="dxa"/>
+            </w:tcMar>
+            <w:vAlign w:val="center"/>
+          </w:tcPr>
+          <w:p>
+            <w:pPr>
+              <w:spacing w:after="0"/>
+            </w:pPr>
+            <w:r>
+              <w:rPr>
+                <w:color w:val="282C34"/>
+                <w:sz w:val="18"/>
+              </w:rPr>
+              <w:t xml:space="preserve">Paralleled array yields </w:t>
+            </w:r>
+            <w:r>
+              <w:rPr>
+                <w:i/>
+                <w:color w:val="145AA0"/>
+                <w:sz w:val="18"/>
+              </w:rPr>
+              <w:t>&lt; 2\,m\Omega</w:t>
+            </w:r>
+            <w:r>
+              <w:rPr>
+                <w:color w:val="282C34"/>
+                <w:sz w:val="18"/>
+              </w:rPr>
+              <w:t xml:space="preserve"> net ESR to prevent low-voltage bus voltage ripple.</w:t>
+            </w:r>
+          </w:p>
+        </w:tc>
+      </w:tr>
+      <w:tr>
+        <w:tc>
+          <w:tcPr>
+            <w:tcW w:type="dxa" w:w="1958"/>
+            <w:tcMar>
+              <w:top w:w="80" w:type="dxa"/>
+              <w:bottom w:w="80" w:type="dxa"/>
+              <w:left w:w="120" w:type="dxa"/>
+              <w:right w:w="120" w:type="dxa"/>
+            </w:tcMar>
+            <w:vAlign w:val="center"/>
+          </w:tcPr>
+          <w:p>
+            <w:pPr>
+              <w:spacing w:after="0"/>
+            </w:pPr>
+            <w:r>
+              <w:rPr>
+                <w:b/>
+                <w:color w:val="282C34"/>
+                <w:sz w:val="18"/>
+              </w:rPr>
+              <w:t>$U_{drv1-4}$</w:t>
+            </w:r>
+          </w:p>
+        </w:tc>
+        <w:tc>
+          <w:tcPr>
+            <w:tcW w:type="dxa" w:w="1958"/>
+            <w:tcMar>
+              <w:top w:w="80" w:type="dxa"/>
+              <w:bottom w:w="80" w:type="dxa"/>
+              <w:left w:w="120" w:type="dxa"/>
+              <w:right w:w="120" w:type="dxa"/>
+            </w:tcMar>
+            <w:vAlign w:val="center"/>
+          </w:tcPr>
+          <w:p>
+            <w:pPr>
+              <w:spacing w:after="0"/>
+            </w:pPr>
+            <w:r>
+              <w:rPr>
+                <w:color w:val="282C34"/>
+                <w:sz w:val="18"/>
+              </w:rPr>
+              <w:t>Isolated Dual Gate Drivers</w:t>
+            </w:r>
+          </w:p>
+        </w:tc>
+        <w:tc>
+          <w:tcPr>
+            <w:tcW w:type="dxa" w:w="1958"/>
+            <w:tcMar>
+              <w:top w:w="80" w:type="dxa"/>
+              <w:bottom w:w="80" w:type="dxa"/>
+              <w:left w:w="120" w:type="dxa"/>
+              <w:right w:w="120" w:type="dxa"/>
+            </w:tcMar>
+            <w:vAlign w:val="center"/>
+          </w:tcPr>
+          <w:p>
+            <w:pPr>
+              <w:spacing w:after="0"/>
+            </w:pPr>
+            <w:r>
+              <w:rPr>
+                <w:color w:val="282C34"/>
+                <w:sz w:val="18"/>
+              </w:rPr>
+              <w:t>TI UCC21520DW</w:t>
+            </w:r>
+          </w:p>
+        </w:tc>
+        <w:tc>
+          <w:tcPr>
+            <w:tcW w:type="dxa" w:w="1958"/>
+            <w:tcMar>
+              <w:top w:w="80" w:type="dxa"/>
+              <w:bottom w:w="80" w:type="dxa"/>
+              <w:left w:w="120" w:type="dxa"/>
+              <w:right w:w="120" w:type="dxa"/>
+            </w:tcMar>
+            <w:vAlign w:val="center"/>
+          </w:tcPr>
+          <w:p>
+            <w:pPr>
+              <w:spacing w:after="0"/>
+            </w:pPr>
+            <w:r>
+              <w:rPr>
+                <w:i/>
+                <w:color w:val="145AA0"/>
+                <w:sz w:val="18"/>
+              </w:rPr>
+              <w:t>5.7\,kV_{RMS</w:t>
+            </w:r>
+            <w:r>
+              <w:rPr>
+                <w:color w:val="282C34"/>
+                <w:sz w:val="18"/>
+              </w:rPr>
+              <w:t xml:space="preserve"> reinforced isolation, </w:t>
+            </w:r>
+            <w:r>
+              <w:rPr>
+                <w:i/>
+                <w:color w:val="145AA0"/>
+                <w:sz w:val="18"/>
+              </w:rPr>
+              <w:t>4\,A / 6\,A</w:t>
+            </w:r>
+            <w:r>
+              <w:rPr>
+                <w:color w:val="282C34"/>
+                <w:sz w:val="18"/>
+              </w:rPr>
+              <w:t xml:space="preserve"> sink/source</w:t>
+            </w:r>
+          </w:p>
+        </w:tc>
+        <w:tc>
+          <w:tcPr>
+            <w:tcW w:type="dxa" w:w="1958"/>
+            <w:tcMar>
+              <w:top w:w="80" w:type="dxa"/>
+              <w:bottom w:w="80" w:type="dxa"/>
+              <w:left w:w="120" w:type="dxa"/>
+              <w:right w:w="120" w:type="dxa"/>
+            </w:tcMar>
+            <w:vAlign w:val="center"/>
+          </w:tcPr>
+          <w:p>
+            <w:pPr>
+              <w:spacing w:after="0"/>
+            </w:pPr>
+            <w:r>
+              <w:rPr>
+                <w:color w:val="282C34"/>
+                <w:sz w:val="18"/>
+              </w:rPr>
+              <w:t>High CMTI (</w:t>
+            </w:r>
+            <w:r>
+              <w:rPr>
+                <w:i/>
+                <w:color w:val="145AA0"/>
+                <w:sz w:val="18"/>
+              </w:rPr>
+              <w:t>&gt; 100\,V/ns</w:t>
+            </w:r>
+            <w:r>
+              <w:rPr>
+                <w:color w:val="282C34"/>
+                <w:sz w:val="18"/>
+              </w:rPr>
+              <w:t>) prevents false gate triggering during fast SiC switching edges.</w:t>
+            </w:r>
+          </w:p>
+        </w:tc>
+      </w:tr>
+      <w:tr>
+        <w:tc>
+          <w:tcPr>
+            <w:tcW w:type="dxa" w:w="1958"/>
+            <w:shd w:fill="F4F7F9"/>
+            <w:tcMar>
+              <w:top w:w="80" w:type="dxa"/>
+              <w:bottom w:w="80" w:type="dxa"/>
+              <w:left w:w="120" w:type="dxa"/>
+              <w:right w:w="120" w:type="dxa"/>
+            </w:tcMar>
+            <w:vAlign w:val="center"/>
+          </w:tcPr>
+          <w:p>
+            <w:pPr>
+              <w:spacing w:after="0"/>
+            </w:pPr>
+            <w:r>
+              <w:rPr>
+                <w:b/>
+                <w:color w:val="282C34"/>
+                <w:sz w:val="18"/>
+              </w:rPr>
+              <w:t>$U_{ctrl}$</w:t>
+            </w:r>
+          </w:p>
+        </w:tc>
+        <w:tc>
+          <w:tcPr>
+            <w:tcW w:type="dxa" w:w="1958"/>
+            <w:shd w:fill="F4F7F9"/>
+            <w:tcMar>
+              <w:top w:w="80" w:type="dxa"/>
+              <w:bottom w:w="80" w:type="dxa"/>
+              <w:left w:w="120" w:type="dxa"/>
+              <w:right w:w="120" w:type="dxa"/>
+            </w:tcMar>
+            <w:vAlign w:val="center"/>
+          </w:tcPr>
+          <w:p>
+            <w:pPr>
+              <w:spacing w:after="0"/>
+            </w:pPr>
+            <w:r>
+              <w:rPr>
+                <w:color w:val="282C34"/>
+                <w:sz w:val="18"/>
+              </w:rPr>
+              <w:t>Central Digital Controller</w:t>
+            </w:r>
+          </w:p>
+        </w:tc>
+        <w:tc>
+          <w:tcPr>
+            <w:tcW w:type="dxa" w:w="1958"/>
+            <w:shd w:fill="F4F7F9"/>
+            <w:tcMar>
+              <w:top w:w="80" w:type="dxa"/>
+              <w:bottom w:w="80" w:type="dxa"/>
+              <w:left w:w="120" w:type="dxa"/>
+              <w:right w:w="120" w:type="dxa"/>
+            </w:tcMar>
+            <w:vAlign w:val="center"/>
+          </w:tcPr>
+          <w:p>
+            <w:pPr>
+              <w:spacing w:after="0"/>
+            </w:pPr>
+            <w:r>
+              <w:rPr>
+                <w:color w:val="282C34"/>
+                <w:sz w:val="18"/>
+              </w:rPr>
+              <w:t>TI TMS320F28379D</w:t>
+            </w:r>
+          </w:p>
+        </w:tc>
+        <w:tc>
+          <w:tcPr>
+            <w:tcW w:type="dxa" w:w="1958"/>
+            <w:shd w:fill="F4F7F9"/>
+            <w:tcMar>
+              <w:top w:w="80" w:type="dxa"/>
+              <w:bottom w:w="80" w:type="dxa"/>
+              <w:left w:w="120" w:type="dxa"/>
+              <w:right w:w="120" w:type="dxa"/>
+            </w:tcMar>
+            <w:vAlign w:val="center"/>
+          </w:tcPr>
+          <w:p>
+            <w:pPr>
+              <w:spacing w:after="0"/>
+            </w:pPr>
+            <w:r>
+              <w:rPr>
+                <w:color w:val="282C34"/>
+                <w:sz w:val="18"/>
+              </w:rPr>
+              <w:t>Dual-Core 200MHz C28x DSP, 150ps HRPWM resolution</w:t>
+            </w:r>
+          </w:p>
+        </w:tc>
+        <w:tc>
+          <w:tcPr>
+            <w:tcW w:type="dxa" w:w="1958"/>
+            <w:shd w:fill="F4F7F9"/>
+            <w:tcMar>
+              <w:top w:w="80" w:type="dxa"/>
+              <w:bottom w:w="80" w:type="dxa"/>
+              <w:left w:w="120" w:type="dxa"/>
+              <w:right w:w="120" w:type="dxa"/>
+            </w:tcMar>
+            <w:vAlign w:val="center"/>
+          </w:tcPr>
+          <w:p>
+            <w:pPr>
+              <w:spacing w:after="0"/>
+            </w:pPr>
+            <w:r>
+              <w:rPr>
+                <w:color w:val="282C34"/>
+                <w:sz w:val="18"/>
+              </w:rPr>
+              <w:t xml:space="preserve">Controls phase-shift angle </w:t>
+            </w:r>
+            <w:r>
+              <w:rPr>
+                <w:i/>
+                <w:color w:val="145AA0"/>
+                <w:sz w:val="18"/>
+              </w:rPr>
+              <w:t>\phi</w:t>
+            </w:r>
+            <w:r>
+              <w:rPr>
+                <w:color w:val="282C34"/>
+                <w:sz w:val="18"/>
+              </w:rPr>
+              <w:t xml:space="preserve"> in real-time based on bus current and voltage demand.</w:t>
             </w:r>
           </w:p>
         </w:tc>

--- a/vvdn/converters/dc-dc/isolated/dual-active-bridge.docx
+++ b/vvdn/converters/dc-dc/isolated/dual-active-bridge.docx
@@ -87,22 +87,7 @@
           <w:color w:val="282C34"/>
           <w:sz w:val="21"/>
         </w:rPr>
-        <w:t xml:space="preserve"> converter comprises two active full-bridge (H-bridge) switching stages coupled across a high-frequency isolation transformer with an energy-transfer power inductance (</w:t>
-      </w:r>
-      <w:r>
-        <w:rPr>
-          <w:i/>
-          <w:color w:val="145AA0"/>
-          <w:sz w:val="21"/>
-        </w:rPr>
-        <w:t>L</w:t>
-      </w:r>
-      <w:r>
-        <w:rPr>
-          <w:color w:val="282C34"/>
-          <w:sz w:val="21"/>
-        </w:rPr>
-        <w:t>):</w:t>
+        <w:t xml:space="preserve"> converter comprises two active full-bridge (H-bridge) switching stages coupled across a high-frequency isolation transformer with an energy-transfer power inductance (L):</w:t>
       </w:r>
     </w:p>
     <w:tbl>
@@ -465,48 +450,10 @@
             </w:pPr>
             <w:r>
               <w:rPr>
-                <w:i/>
-                <w:color w:val="145AA0"/>
-                <w:sz w:val="18"/>
-              </w:rPr>
-              <w:t>C_{1</w:t>
-            </w:r>
-            <w:r>
-              <w:rPr>
                 <w:color w:val="282C34"/>
                 <w:sz w:val="18"/>
               </w:rPr>
-              <w:t xml:space="preserve"> bank (+), </w:t>
-            </w:r>
-            <w:r>
-              <w:rPr>
-                <w:i/>
-                <w:color w:val="145AA0"/>
-                <w:sz w:val="18"/>
-              </w:rPr>
-              <w:t>S_1</w:t>
-            </w:r>
-            <w:r>
-              <w:rPr>
-                <w:color w:val="282C34"/>
-                <w:sz w:val="18"/>
-              </w:rPr>
-              <w:t xml:space="preserve"> Drain, </w:t>
-            </w:r>
-            <w:r>
-              <w:rPr>
-                <w:i/>
-                <w:color w:val="145AA0"/>
-                <w:sz w:val="18"/>
-              </w:rPr>
-              <w:t>S_3</w:t>
-            </w:r>
-            <w:r>
-              <w:rPr>
-                <w:color w:val="282C34"/>
-                <w:sz w:val="18"/>
-              </w:rPr>
-              <w:t xml:space="preserve"> Drain</w:t>
+              <w:t>C_1 bank (+), S_1 Drain, S_3 Drain</w:t>
             </w:r>
           </w:p>
         </w:tc>
@@ -554,22 +501,7 @@
                 <w:color w:val="282C34"/>
                 <w:sz w:val="18"/>
               </w:rPr>
-              <w:t>Polypropylene film capacitors handle high continuous RMS switching current (</w:t>
-            </w:r>
-            <w:r>
-              <w:rPr>
-                <w:i/>
-                <w:color w:val="145AA0"/>
-                <w:sz w:val="18"/>
-              </w:rPr>
-              <w:t>I_{rms \approx 10\,A</w:t>
-            </w:r>
-            <w:r>
-              <w:rPr>
-                <w:color w:val="282C34"/>
-                <w:sz w:val="18"/>
-              </w:rPr>
-              <w:t>).</w:t>
+              <w:t>Polypropylene film capacitors handle high continuous RMS switching current (I_rms ≈ 10 A).</w:t>
             </w:r>
           </w:p>
         </w:tc>
@@ -647,30 +579,7 @@
                 <w:color w:val="282C34"/>
                 <w:sz w:val="18"/>
               </w:rPr>
-              <w:t xml:space="preserve">Series Inductor </w:t>
-            </w:r>
-            <w:r>
-              <w:rPr>
-                <w:i/>
-                <w:color w:val="145AA0"/>
-                <w:sz w:val="18"/>
-              </w:rPr>
-              <w:t>L_{ext</w:t>
-            </w:r>
-            <w:r>
-              <w:rPr>
-                <w:color w:val="282C34"/>
-                <w:sz w:val="18"/>
-              </w:rPr>
-              <w:t xml:space="preserve">, Transformer Primary </w:t>
-            </w:r>
-            <w:r>
-              <w:rPr>
-                <w:i/>
-                <w:color w:val="145AA0"/>
-                <w:sz w:val="18"/>
-              </w:rPr>
-              <w:t>N_1</w:t>
+              <w:t>Series Inductor L_ext, Transformer Primary N_1</w:t>
             </w:r>
           </w:p>
         </w:tc>
@@ -695,22 +604,7 @@
                 <w:color w:val="282C34"/>
                 <w:sz w:val="18"/>
               </w:rPr>
-              <w:t>High-frequency AC excitation port (</w:t>
-            </w:r>
-            <w:r>
-              <w:rPr>
-                <w:i/>
-                <w:color w:val="145AA0"/>
-                <w:sz w:val="18"/>
-              </w:rPr>
-              <w:t>v_{ac1</w:t>
-            </w:r>
-            <w:r>
-              <w:rPr>
-                <w:color w:val="282C34"/>
-                <w:sz w:val="18"/>
-              </w:rPr>
-              <w:t>)</w:t>
+              <w:t>High-frequency AC excitation port (v_ac1)</w:t>
             </w:r>
           </w:p>
         </w:tc>
@@ -735,37 +629,7 @@
                 <w:color w:val="282C34"/>
                 <w:sz w:val="18"/>
               </w:rPr>
-              <w:t xml:space="preserve">50% square wave at switching frequency </w:t>
-            </w:r>
-            <w:r>
-              <w:rPr>
-                <w:i/>
-                <w:color w:val="145AA0"/>
-                <w:sz w:val="18"/>
-              </w:rPr>
-              <w:t>f_s = 100\,kHz</w:t>
-            </w:r>
-            <w:r>
-              <w:rPr>
-                <w:color w:val="282C34"/>
-                <w:sz w:val="18"/>
-              </w:rPr>
-              <w:t xml:space="preserve">; amplitude is </w:t>
-            </w:r>
-            <w:r>
-              <w:rPr>
-                <w:i/>
-                <w:color w:val="145AA0"/>
-                <w:sz w:val="18"/>
-              </w:rPr>
-              <w:t>± 400\,V</w:t>
-            </w:r>
-            <w:r>
-              <w:rPr>
-                <w:color w:val="282C34"/>
-                <w:sz w:val="18"/>
-              </w:rPr>
-              <w:t>.</w:t>
+              <w:t>50% square wave at switching frequency f_s = 100 kHz; amplitude is ± 400 V.</w:t>
             </w:r>
           </w:p>
         </w:tc>
@@ -816,22 +680,7 @@
                 <w:color w:val="282C34"/>
                 <w:sz w:val="18"/>
               </w:rPr>
-              <w:t xml:space="preserve">Node A -&gt; Inductor </w:t>
-            </w:r>
-            <w:r>
-              <w:rPr>
-                <w:i/>
-                <w:color w:val="145AA0"/>
-                <w:sz w:val="18"/>
-              </w:rPr>
-              <w:t>L_{ext</w:t>
-            </w:r>
-            <w:r>
-              <w:rPr>
-                <w:color w:val="282C34"/>
-                <w:sz w:val="18"/>
-              </w:rPr>
-              <w:t xml:space="preserve"> Pin 1</w:t>
+              <w:t>Node A -&gt; Inductor L_ext Pin 1</w:t>
             </w:r>
           </w:p>
         </w:tc>
@@ -855,22 +704,7 @@
                 <w:color w:val="282C34"/>
                 <w:sz w:val="18"/>
               </w:rPr>
-              <w:t xml:space="preserve">Transformer </w:t>
-            </w:r>
-            <w:r>
-              <w:rPr>
-                <w:i/>
-                <w:color w:val="145AA0"/>
-                <w:sz w:val="18"/>
-              </w:rPr>
-              <w:t>N_1</w:t>
-            </w:r>
-            <w:r>
-              <w:rPr>
-                <w:color w:val="282C34"/>
-                <w:sz w:val="18"/>
-              </w:rPr>
-              <w:t xml:space="preserve"> Pin 1 -&gt; Node B</w:t>
+              <w:t>Transformer N_1 Pin 1 -&gt; Node B</w:t>
             </w:r>
           </w:p>
         </w:tc>
@@ -918,22 +752,7 @@
                 <w:color w:val="282C34"/>
                 <w:sz w:val="18"/>
               </w:rPr>
-              <w:t xml:space="preserve">Power is transferred by driving current through </w:t>
-            </w:r>
-            <w:r>
-              <w:rPr>
-                <w:i/>
-                <w:color w:val="145AA0"/>
-                <w:sz w:val="18"/>
-              </w:rPr>
-              <w:t>L_{ext</w:t>
-            </w:r>
-            <w:r>
-              <w:rPr>
-                <w:color w:val="282C34"/>
-                <w:sz w:val="18"/>
-              </w:rPr>
-              <w:t>; current is quasi-trapezoidal/sinusoidal.</w:t>
+              <w:t>Power is transferred by driving current through L_ext; current is quasi-trapezoidal/sinusoidal.</w:t>
             </w:r>
           </w:p>
         </w:tc>
@@ -1011,15 +830,7 @@
                 <w:color w:val="282C34"/>
                 <w:sz w:val="18"/>
               </w:rPr>
-              <w:t xml:space="preserve">Transformer Secondary </w:t>
-            </w:r>
-            <w:r>
-              <w:rPr>
-                <w:i/>
-                <w:color w:val="145AA0"/>
-                <w:sz w:val="18"/>
-              </w:rPr>
-              <w:t>N_2</w:t>
+              <w:t>Transformer Secondary N_2</w:t>
             </w:r>
           </w:p>
         </w:tc>
@@ -1044,22 +855,7 @@
                 <w:color w:val="282C34"/>
                 <w:sz w:val="18"/>
               </w:rPr>
-              <w:t>Low-voltage AC excitation port (</w:t>
-            </w:r>
-            <w:r>
-              <w:rPr>
-                <w:i/>
-                <w:color w:val="145AA0"/>
-                <w:sz w:val="18"/>
-              </w:rPr>
-              <w:t>v_{ac2</w:t>
-            </w:r>
-            <w:r>
-              <w:rPr>
-                <w:color w:val="282C34"/>
-                <w:sz w:val="18"/>
-              </w:rPr>
-              <w:t>)</w:t>
+              <w:t>Low-voltage AC excitation port (v_ac2)</w:t>
             </w:r>
           </w:p>
         </w:tc>
@@ -1084,37 +880,7 @@
                 <w:color w:val="282C34"/>
                 <w:sz w:val="18"/>
               </w:rPr>
-              <w:t xml:space="preserve">50% square wave phase-shifted by angle </w:t>
-            </w:r>
-            <w:r>
-              <w:rPr>
-                <w:i/>
-                <w:color w:val="145AA0"/>
-                <w:sz w:val="18"/>
-              </w:rPr>
-              <w:t>\phi</w:t>
-            </w:r>
-            <w:r>
-              <w:rPr>
-                <w:color w:val="282C34"/>
-                <w:sz w:val="18"/>
-              </w:rPr>
-              <w:t xml:space="preserve"> relative to Port 1; amplitude is </w:t>
-            </w:r>
-            <w:r>
-              <w:rPr>
-                <w:i/>
-                <w:color w:val="145AA0"/>
-                <w:sz w:val="18"/>
-              </w:rPr>
-              <w:t>± 48\,V</w:t>
-            </w:r>
-            <w:r>
-              <w:rPr>
-                <w:color w:val="282C34"/>
-                <w:sz w:val="18"/>
-              </w:rPr>
-              <w:t>.</w:t>
+              <w:t>50% square wave phase-shifted by angle φ relative to Port 1; amplitude is ± 48 V.</w:t>
             </w:r>
           </w:p>
         </w:tc>
@@ -1186,48 +952,10 @@
             </w:pPr>
             <w:r>
               <w:rPr>
-                <w:i/>
-                <w:color w:val="145AA0"/>
-                <w:sz w:val="18"/>
-              </w:rPr>
-              <w:t>C_{2</w:t>
-            </w:r>
-            <w:r>
-              <w:rPr>
                 <w:color w:val="282C34"/>
                 <w:sz w:val="18"/>
               </w:rPr>
-              <w:t xml:space="preserve"> bank (+), </w:t>
-            </w:r>
-            <w:r>
-              <w:rPr>
-                <w:i/>
-                <w:color w:val="145AA0"/>
-                <w:sz w:val="18"/>
-              </w:rPr>
-              <w:t>S_5</w:t>
-            </w:r>
-            <w:r>
-              <w:rPr>
-                <w:color w:val="282C34"/>
-                <w:sz w:val="18"/>
-              </w:rPr>
-              <w:t xml:space="preserve"> Drain, </w:t>
-            </w:r>
-            <w:r>
-              <w:rPr>
-                <w:i/>
-                <w:color w:val="145AA0"/>
-                <w:sz w:val="18"/>
-              </w:rPr>
-              <w:t>S_7</w:t>
-            </w:r>
-            <w:r>
-              <w:rPr>
-                <w:color w:val="282C34"/>
-                <w:sz w:val="18"/>
-              </w:rPr>
-              <w:t xml:space="preserve"> Drain</w:t>
+              <w:t>C_2 bank (+), S_5 Drain, S_7 Drain</w:t>
             </w:r>
           </w:p>
         </w:tc>
@@ -1275,22 +1003,7 @@
                 <w:color w:val="282C34"/>
                 <w:sz w:val="18"/>
               </w:rPr>
-              <w:t>Very low ESR polymer capacitor bank absorbs high circulating RMS currents (</w:t>
-            </w:r>
-            <w:r>
-              <w:rPr>
-                <w:i/>
-                <w:color w:val="145AA0"/>
-                <w:sz w:val="18"/>
-              </w:rPr>
-              <w:t>I_{rms \approx 70\,A</w:t>
-            </w:r>
-            <w:r>
-              <w:rPr>
-                <w:color w:val="282C34"/>
-                <w:sz w:val="18"/>
-              </w:rPr>
-              <w:t>).</w:t>
+              <w:t>Very low ESR polymer capacitor bank absorbs high circulating RMS currents (I_rms ≈ 70 A).</w:t>
             </w:r>
           </w:p>
         </w:tc>
@@ -1418,37 +1131,7 @@
                 <w:color w:val="282C34"/>
                 <w:sz w:val="18"/>
               </w:rPr>
-              <w:t xml:space="preserve">Galvanic isolation barrier rated for </w:t>
-            </w:r>
-            <w:r>
-              <w:rPr>
-                <w:i/>
-                <w:color w:val="145AA0"/>
-                <w:sz w:val="18"/>
-              </w:rPr>
-              <w:t>&gt; 3000\,V_{RMS</w:t>
-            </w:r>
-            <w:r>
-              <w:rPr>
-                <w:color w:val="282C34"/>
-                <w:sz w:val="18"/>
-              </w:rPr>
-              <w:t xml:space="preserve"> withstand; creepage </w:t>
-            </w:r>
-            <w:r>
-              <w:rPr>
-                <w:i/>
-                <w:color w:val="145AA0"/>
-                <w:sz w:val="18"/>
-              </w:rPr>
-              <w:t>≥ 8.0\,mm</w:t>
-            </w:r>
-            <w:r>
-              <w:rPr>
-                <w:color w:val="282C34"/>
-                <w:sz w:val="18"/>
-              </w:rPr>
-              <w:t>.</w:t>
+              <w:t>Galvanic isolation barrier rated for &gt; 3000 V_RMS withstand; creepage &gt;= 8.0 mm.</w:t>
             </w:r>
           </w:p>
         </w:tc>
@@ -1643,7 +1326,7 @@
                 <w:color w:val="282C34"/>
                 <w:sz w:val="18"/>
               </w:rPr>
-              <w:t>$S_1 \dots S_4$</w:t>
+              <w:t>S_1 ... S_4</w:t>
             </w:r>
           </w:p>
         </w:tc>
@@ -1712,11 +1395,10 @@
             </w:pPr>
             <w:r>
               <w:rPr>
-                <w:i/>
-                <w:color w:val="145AA0"/>
+                <w:color w:val="282C34"/>
                 <w:sz w:val="18"/>
               </w:rPr>
-              <w:t>V_{DS = 900\,V, I_D = 36\,A, R_{DS(on) = 65\,m\Omega, Q_g = 30\,nC</w:t>
+              <w:t>V_DS = 900 V, I_D = 36 A, R_DS(on) = 65 mΩ, Q_g = 30 nC</w:t>
             </w:r>
           </w:p>
         </w:tc>
@@ -1740,22 +1422,7 @@
                 <w:color w:val="282C34"/>
                 <w:sz w:val="18"/>
               </w:rPr>
-              <w:t xml:space="preserve">Silicon carbide (SiC) provides zero reverse-recovery and ultra-low switching loss at </w:t>
-            </w:r>
-            <w:r>
-              <w:rPr>
-                <w:i/>
-                <w:color w:val="145AA0"/>
-                <w:sz w:val="18"/>
-              </w:rPr>
-              <w:t>100\,kHz</w:t>
-            </w:r>
-            <w:r>
-              <w:rPr>
-                <w:color w:val="282C34"/>
-                <w:sz w:val="18"/>
-              </w:rPr>
-              <w:t>.</w:t>
+              <w:t>Silicon carbide (SiC) provides zero reverse-recovery and ultra-low switching loss at 100 kHz.</w:t>
             </w:r>
           </w:p>
         </w:tc>
@@ -1783,7 +1450,7 @@
                 <w:color w:val="282C34"/>
                 <w:sz w:val="18"/>
               </w:rPr>
-              <w:t>$S_5 \dots S_8$</w:t>
+              <w:t>S_5 ... S_8</w:t>
             </w:r>
           </w:p>
         </w:tc>
@@ -1855,11 +1522,10 @@
             </w:pPr>
             <w:r>
               <w:rPr>
-                <w:i/>
-                <w:color w:val="145AA0"/>
+                <w:color w:val="282C34"/>
                 <w:sz w:val="18"/>
               </w:rPr>
-              <w:t>V_{DS = 80\,V, I_D = 300\,A, R_{DS(on) = 1.2\,m\Omega, Q_g = 178\,nC</w:t>
+              <w:t>V_DS = 80 V, I_D = 300 A, R_DS(on) = 1.2 mΩ, Q_g = 178 nC</w:t>
             </w:r>
           </w:p>
         </w:tc>
@@ -1884,22 +1550,7 @@
                 <w:color w:val="282C34"/>
                 <w:sz w:val="18"/>
               </w:rPr>
-              <w:t>OptiMOS 5 in 8-pin PowerBlock package handles high secondary RMS current (</w:t>
-            </w:r>
-            <w:r>
-              <w:rPr>
-                <w:i/>
-                <w:color w:val="145AA0"/>
-                <w:sz w:val="18"/>
-              </w:rPr>
-              <w:t>I_{rms \approx 55\,A</w:t>
-            </w:r>
-            <w:r>
-              <w:rPr>
-                <w:color w:val="282C34"/>
-                <w:sz w:val="18"/>
-              </w:rPr>
-              <w:t>).</w:t>
+              <w:t>OptiMOS 5 in 8-pin PowerBlock package handles high secondary RMS current (I_rms ≈ 55 A).</w:t>
             </w:r>
           </w:p>
         </w:tc>
@@ -1926,7 +1577,7 @@
                 <w:color w:val="282C34"/>
                 <w:sz w:val="18"/>
               </w:rPr>
-              <w:t>$L_{ext}$</w:t>
+              <w:t>L_ext</w:t>
             </w:r>
           </w:p>
         </w:tc>
@@ -1995,11 +1646,10 @@
             </w:pPr>
             <w:r>
               <w:rPr>
-                <w:i/>
-                <w:color w:val="145AA0"/>
+                <w:color w:val="282C34"/>
                 <w:sz w:val="18"/>
               </w:rPr>
-              <w:t>L = 18\,µH, I_{sat = 28\,A, I_{rms = 22\,A, DCR = 4.8\,m\Omega</w:t>
+              <w:t>L = 18 µH, I_sat = 28 A, I_rms = 22 A, DCR = 4.8 mΩ</w:t>
             </w:r>
           </w:p>
         </w:tc>
@@ -2023,22 +1673,7 @@
                 <w:color w:val="282C34"/>
                 <w:sz w:val="18"/>
               </w:rPr>
-              <w:t xml:space="preserve">Determines maximum bidirectional power transfer: </w:t>
-            </w:r>
-            <w:r>
-              <w:rPr>
-                <w:i/>
-                <w:color w:val="145AA0"/>
-                <w:sz w:val="18"/>
-              </w:rPr>
-              <w:t>P_{max = \frac{n V_1 V_2{8 f_s L_{ext</w:t>
-            </w:r>
-            <w:r>
-              <w:rPr>
-                <w:color w:val="282C34"/>
-                <w:sz w:val="18"/>
-              </w:rPr>
-              <w:t>.</w:t>
+              <w:t>Determines maximum bidirectional power transfer: P_max = (n V_1 V_2) / (8 f_s L_ext).</w:t>
             </w:r>
           </w:p>
         </w:tc>
@@ -2066,7 +1701,7 @@
                 <w:color w:val="282C34"/>
                 <w:sz w:val="18"/>
               </w:rPr>
-              <w:t>$T_1$</w:t>
+              <w:t>T_1</w:t>
             </w:r>
           </w:p>
         </w:tc>
@@ -2141,15 +1776,7 @@
                 <w:color w:val="282C34"/>
                 <w:sz w:val="18"/>
               </w:rPr>
-              <w:t xml:space="preserve">Turns: </w:t>
-            </w:r>
-            <w:r>
-              <w:rPr>
-                <w:i/>
-                <w:color w:val="145AA0"/>
-                <w:sz w:val="18"/>
-              </w:rPr>
-              <w:t>16:2 (8:1), L_m = 1.2\,mH, L_{lk &lt; 0.8\,µH</w:t>
+              <w:t>Turns: 16:2 (8:1), L_m = 1.2 mH, L_lk &lt; 0.8 µH</w:t>
             </w:r>
           </w:p>
         </w:tc>
@@ -2174,22 +1801,7 @@
                 <w:color w:val="282C34"/>
                 <w:sz w:val="18"/>
               </w:rPr>
-              <w:t xml:space="preserve">Multi-layer heavy copper PCB planar windings achieve </w:t>
-            </w:r>
-            <w:r>
-              <w:rPr>
-                <w:i/>
-                <w:color w:val="145AA0"/>
-                <w:sz w:val="18"/>
-              </w:rPr>
-              <w:t>&gt; 99\%</w:t>
-            </w:r>
-            <w:r>
-              <w:rPr>
-                <w:color w:val="282C34"/>
-                <w:sz w:val="18"/>
-              </w:rPr>
-              <w:t xml:space="preserve"> transformer efficiency and low leakage.</w:t>
+              <w:t>Multi-layer heavy copper PCB planar windings achieve &gt; 99\% transformer efficiency and low leakage.</w:t>
             </w:r>
           </w:p>
         </w:tc>
@@ -2216,7 +1828,7 @@
                 <w:color w:val="282C34"/>
                 <w:sz w:val="18"/>
               </w:rPr>
-              <w:t>$C_1$ Bank</w:t>
+              <w:t>C_1 Bank</w:t>
             </w:r>
           </w:p>
         </w:tc>
@@ -2285,11 +1897,10 @@
             </w:pPr>
             <w:r>
               <w:rPr>
-                <w:i/>
-                <w:color w:val="145AA0"/>
+                <w:color w:val="282C34"/>
                 <w:sz w:val="18"/>
               </w:rPr>
-              <w:t>470\,µF, 450\,V_{DC, Metallized Polypropylene Film</w:t>
+              <w:t>470 µF, 450 V_DC, Metallized Polypropylene Film</w:t>
             </w:r>
           </w:p>
         </w:tc>
@@ -2341,7 +1952,7 @@
                 <w:color w:val="282C34"/>
                 <w:sz w:val="18"/>
               </w:rPr>
-              <w:t>$C_2$ Bank</w:t>
+              <w:t>C_2 Bank</w:t>
             </w:r>
           </w:p>
         </w:tc>
@@ -2413,11 +2024,10 @@
             </w:pPr>
             <w:r>
               <w:rPr>
-                <w:i/>
-                <w:color w:val="145AA0"/>
+                <w:color w:val="282C34"/>
                 <w:sz w:val="18"/>
               </w:rPr>
-              <w:t>6 × 220\,µF, 63\,V, OS-CON Polymer, ESR = 12\,m\Omega</w:t>
+              <w:t>6 * 220 µF, 63 V, OS-CON Polymer, ESR = 12 mΩ</w:t>
             </w:r>
           </w:p>
         </w:tc>
@@ -2442,22 +2052,7 @@
                 <w:color w:val="282C34"/>
                 <w:sz w:val="18"/>
               </w:rPr>
-              <w:t xml:space="preserve">Paralleled array yields </w:t>
-            </w:r>
-            <w:r>
-              <w:rPr>
-                <w:i/>
-                <w:color w:val="145AA0"/>
-                <w:sz w:val="18"/>
-              </w:rPr>
-              <w:t>&lt; 2\,m\Omega</w:t>
-            </w:r>
-            <w:r>
-              <w:rPr>
-                <w:color w:val="282C34"/>
-                <w:sz w:val="18"/>
-              </w:rPr>
-              <w:t xml:space="preserve"> net ESR to prevent low-voltage bus voltage ripple.</w:t>
+              <w:t>Paralleled array yields &lt; 2 mΩ net ESR to prevent low-voltage bus voltage ripple.</w:t>
             </w:r>
           </w:p>
         </w:tc>
@@ -2484,7 +2079,7 @@
                 <w:color w:val="282C34"/>
                 <w:sz w:val="18"/>
               </w:rPr>
-              <w:t>$U_{drv1-4}$</w:t>
+              <w:t>U_drv1-4</w:t>
             </w:r>
           </w:p>
         </w:tc>
@@ -2553,33 +2148,10 @@
             </w:pPr>
             <w:r>
               <w:rPr>
-                <w:i/>
-                <w:color w:val="145AA0"/>
-                <w:sz w:val="18"/>
-              </w:rPr>
-              <w:t>5.7\,kV_{RMS</w:t>
-            </w:r>
-            <w:r>
-              <w:rPr>
                 <w:color w:val="282C34"/>
                 <w:sz w:val="18"/>
               </w:rPr>
-              <w:t xml:space="preserve"> reinforced isolation, </w:t>
-            </w:r>
-            <w:r>
-              <w:rPr>
-                <w:i/>
-                <w:color w:val="145AA0"/>
-                <w:sz w:val="18"/>
-              </w:rPr>
-              <w:t>4\,A / 6\,A</w:t>
-            </w:r>
-            <w:r>
-              <w:rPr>
-                <w:color w:val="282C34"/>
-                <w:sz w:val="18"/>
-              </w:rPr>
-              <w:t xml:space="preserve"> sink/source</w:t>
+              <w:t>5.7 kV_RMS reinforced isolation, 4 A / 6 A sink/source</w:t>
             </w:r>
           </w:p>
         </w:tc>
@@ -2603,22 +2175,7 @@
                 <w:color w:val="282C34"/>
                 <w:sz w:val="18"/>
               </w:rPr>
-              <w:t>High CMTI (</w:t>
-            </w:r>
-            <w:r>
-              <w:rPr>
-                <w:i/>
-                <w:color w:val="145AA0"/>
-                <w:sz w:val="18"/>
-              </w:rPr>
-              <w:t>&gt; 100\,V/ns</w:t>
-            </w:r>
-            <w:r>
-              <w:rPr>
-                <w:color w:val="282C34"/>
-                <w:sz w:val="18"/>
-              </w:rPr>
-              <w:t>) prevents false gate triggering during fast SiC switching edges.</w:t>
+              <w:t>High CMTI (&gt; 100 V/ns) prevents false gate triggering during fast SiC switching edges.</w:t>
             </w:r>
           </w:p>
         </w:tc>
@@ -2646,7 +2203,7 @@
                 <w:color w:val="282C34"/>
                 <w:sz w:val="18"/>
               </w:rPr>
-              <w:t>$U_{ctrl}$</w:t>
+              <w:t>U_ctrl</w:t>
             </w:r>
           </w:p>
         </w:tc>
@@ -2746,22 +2303,7 @@
                 <w:color w:val="282C34"/>
                 <w:sz w:val="18"/>
               </w:rPr>
-              <w:t xml:space="preserve">Controls phase-shift angle </w:t>
-            </w:r>
-            <w:r>
-              <w:rPr>
-                <w:i/>
-                <w:color w:val="145AA0"/>
-                <w:sz w:val="18"/>
-              </w:rPr>
-              <w:t>\phi</w:t>
-            </w:r>
-            <w:r>
-              <w:rPr>
-                <w:color w:val="282C34"/>
-                <w:sz w:val="18"/>
-              </w:rPr>
-              <w:t xml:space="preserve"> in real-time based on bus current and voltage demand.</w:t>
+              <w:t>Controls phase-shift angle φ in real-time based on bus current and voltage demand.</w:t>
             </w:r>
           </w:p>
         </w:tc>
@@ -2792,82 +2334,7 @@
           <w:color w:val="282C34"/>
           <w:sz w:val="21"/>
         </w:rPr>
-        <w:t>Both primary and secondary bridges generate high-frequency AC square-wave voltages (</w:t>
-      </w:r>
-      <w:r>
-        <w:rPr>
-          <w:i/>
-          <w:color w:val="145AA0"/>
-          <w:sz w:val="21"/>
-        </w:rPr>
-        <w:t>v_{ac1</w:t>
-      </w:r>
-      <w:r>
-        <w:rPr>
-          <w:color w:val="282C34"/>
-          <w:sz w:val="21"/>
-        </w:rPr>
-        <w:t xml:space="preserve"> and </w:t>
-      </w:r>
-      <w:r>
-        <w:rPr>
-          <w:i/>
-          <w:color w:val="145AA0"/>
-          <w:sz w:val="21"/>
-        </w:rPr>
-        <w:t>v_{ac2</w:t>
-      </w:r>
-      <w:r>
-        <w:rPr>
-          <w:color w:val="282C34"/>
-          <w:sz w:val="21"/>
-        </w:rPr>
-        <w:t xml:space="preserve">) with </w:t>
-      </w:r>
-      <w:r>
-        <w:rPr>
-          <w:i/>
-          <w:color w:val="145AA0"/>
-          <w:sz w:val="21"/>
-        </w:rPr>
-        <w:t>50\%</w:t>
-      </w:r>
-      <w:r>
-        <w:rPr>
-          <w:color w:val="282C34"/>
-          <w:sz w:val="21"/>
-        </w:rPr>
-        <w:t xml:space="preserve"> duty cycle at frequency </w:t>
-      </w:r>
-      <w:r>
-        <w:rPr>
-          <w:i/>
-          <w:color w:val="145AA0"/>
-          <w:sz w:val="21"/>
-        </w:rPr>
-        <w:t>f_s</w:t>
-      </w:r>
-      <w:r>
-        <w:rPr>
-          <w:color w:val="282C34"/>
-          <w:sz w:val="21"/>
-        </w:rPr>
-        <w:t xml:space="preserve"> (</w:t>
-      </w:r>
-      <w:r>
-        <w:rPr>
-          <w:i/>
-          <w:color w:val="145AA0"/>
-          <w:sz w:val="21"/>
-        </w:rPr>
-        <w:t>50\,kHz \dots 200\,kHz</w:t>
-      </w:r>
-      <w:r>
-        <w:rPr>
-          <w:color w:val="282C34"/>
-          <w:sz w:val="21"/>
-        </w:rPr>
-        <w:t>).</w:t>
+        <w:t>Both primary and secondary bridges generate high-frequency AC square-wave voltages (v_ac1 and v_ac2) with 50\% duty cycle at frequency f_s (50 kHz ... 200 kHz).</w:t>
       </w:r>
     </w:p>
     <w:p>
@@ -2904,29 +2371,14 @@
           <w:color w:val="282C34"/>
           <w:sz w:val="21"/>
         </w:rPr>
-        <w:t>Phase-Shift Angle ($\phi$)</w:t>
+        <w:t>Phase-Shift Angle (φ)</w:t>
       </w:r>
       <w:r>
         <w:rPr>
           <w:color w:val="282C34"/>
           <w:sz w:val="21"/>
         </w:rPr>
-        <w:t xml:space="preserve"> between the primary AC square wave and the secondary AC square wave across the energy-transfer inductor (</w:t>
-      </w:r>
-      <w:r>
-        <w:rPr>
-          <w:i/>
-          <w:color w:val="145AA0"/>
-          <w:sz w:val="21"/>
-        </w:rPr>
-        <w:t>L</w:t>
-      </w:r>
-      <w:r>
-        <w:rPr>
-          <w:color w:val="282C34"/>
-          <w:sz w:val="21"/>
-        </w:rPr>
-        <w:t>):</w:t>
+        <w:t xml:space="preserve"> between the primary AC square wave and the secondary AC square wave across the energy-transfer inductor (L):</w:t>
       </w:r>
     </w:p>
     <w:p>
@@ -2941,29 +2393,14 @@
           <w:color w:val="282C34"/>
           <w:sz w:val="21"/>
         </w:rPr>
-        <w:t>Forward Power Flow ($P_{1 \rightarrow 2}$)</w:t>
+        <w:t>Forward Power Flow (P_1 -&gt; 2)</w:t>
       </w:r>
       <w:r>
         <w:rPr>
           <w:color w:val="282C34"/>
           <w:sz w:val="21"/>
         </w:rPr>
-        <w:t>: Primary leads Secondary (</w:t>
-      </w:r>
-      <w:r>
-        <w:rPr>
-          <w:i/>
-          <w:color w:val="145AA0"/>
-          <w:sz w:val="21"/>
-        </w:rPr>
-        <w:t>\phi &gt; 0</w:t>
-      </w:r>
-      <w:r>
-        <w:rPr>
-          <w:color w:val="282C34"/>
-          <w:sz w:val="21"/>
-        </w:rPr>
-        <w:t>).</w:t>
+        <w:t>: Primary leads Secondary (φ &gt; 0).</w:t>
       </w:r>
     </w:p>
     <w:p>
@@ -2978,29 +2415,14 @@
           <w:color w:val="282C34"/>
           <w:sz w:val="21"/>
         </w:rPr>
-        <w:t>Reverse Power Flow ($P_{2 \rightarrow 1}$)</w:t>
+        <w:t>Reverse Power Flow (P_2 -&gt; 1)</w:t>
       </w:r>
       <w:r>
         <w:rPr>
           <w:color w:val="282C34"/>
           <w:sz w:val="21"/>
         </w:rPr>
-        <w:t>: Secondary leads Primary (</w:t>
-      </w:r>
-      <w:r>
-        <w:rPr>
-          <w:i/>
-          <w:color w:val="145AA0"/>
-          <w:sz w:val="21"/>
-        </w:rPr>
-        <w:t>\phi &lt; 0</w:t>
-      </w:r>
-      <w:r>
-        <w:rPr>
-          <w:color w:val="282C34"/>
-          <w:sz w:val="21"/>
-        </w:rPr>
-        <w:t>).</w:t>
+        <w:t>: Secondary leads Primary (φ &lt; 0).</w:t>
       </w:r>
     </w:p>
     <w:p>
@@ -3015,29 +2437,14 @@
           <w:color w:val="282C34"/>
           <w:sz w:val="21"/>
         </w:rPr>
-        <w:t>Zero Power Flow ($P = 0$)</w:t>
+        <w:t>Zero Power Flow (P = 0)</w:t>
       </w:r>
       <w:r>
         <w:rPr>
           <w:color w:val="282C34"/>
           <w:sz w:val="21"/>
         </w:rPr>
-        <w:t>: Bridges are in exact phase synchronization (</w:t>
-      </w:r>
-      <w:r>
-        <w:rPr>
-          <w:i/>
-          <w:color w:val="145AA0"/>
-          <w:sz w:val="21"/>
-        </w:rPr>
-        <w:t>\phi = 0</w:t>
-      </w:r>
-      <w:r>
-        <w:rPr>
-          <w:color w:val="282C34"/>
-          <w:sz w:val="21"/>
-        </w:rPr>
-        <w:t>).</w:t>
+        <w:t>: Bridges are in exact phase synchronization (φ = 0).</w:t>
       </w:r>
     </w:p>
     <w:p>
@@ -3157,65 +2564,53 @@
           <w:color w:val="282C34"/>
           <w:sz w:val="21"/>
         </w:rPr>
-        <w:t xml:space="preserve">Defining the normalized phase-shift ratio </w:t>
-      </w:r>
-      <w:r>
-        <w:rPr>
-          <w:i/>
-          <w:color w:val="145AA0"/>
-          <w:sz w:val="21"/>
-        </w:rPr>
-        <w:t>d = \frac{\phi{\pi</w:t>
-      </w:r>
-      <w:r>
-        <w:rPr>
-          <w:color w:val="282C34"/>
-          <w:sz w:val="21"/>
-        </w:rPr>
-        <w:t xml:space="preserve"> (where </w:t>
-      </w:r>
-      <w:r>
-        <w:rPr>
-          <w:i/>
-          <w:color w:val="145AA0"/>
-          <w:sz w:val="21"/>
-        </w:rPr>
-        <w:t>-1 ≤ d ≤ 1</w:t>
-      </w:r>
-      <w:r>
-        <w:rPr>
-          <w:color w:val="282C34"/>
-          <w:sz w:val="21"/>
-        </w:rPr>
-        <w:t>):</w:t>
+        <w:t>Defining the normalized phase-shift ratio d = φ / π (where -1 &lt;= d &lt;= 1):</w:t>
       </w:r>
     </w:p>
-    <w:p>
-      <w:pPr>
-        <w:spacing w:after="80"/>
-      </w:pPr>
-      <w:r>
-        <w:rPr>
-          <w:i/>
-          <w:color w:val="145AA0"/>
-          <w:sz w:val="21"/>
-        </w:rPr>
-      </w:r>
-      <w:r>
-        <w:rPr>
-          <w:color w:val="282C34"/>
-          <w:sz w:val="21"/>
-        </w:rPr>
-        <w:t>P = \frac{V_1 \cdot V_2'}{2\pi f_s L} \cdot \phi \left(1 - \frac{|\phi|}{\pi}\right) = \frac{V_1 \cdot (n V_2)}{2 f_s L} \cdot d (1 - |d|)</w:t>
-      </w:r>
-      <w:r>
-        <w:rPr>
-          <w:i/>
-          <w:color w:val="145AA0"/>
-          <w:sz w:val="21"/>
-        </w:rPr>
-      </w:r>
-    </w:p>
+    <w:tbl>
+      <w:tblPr>
+        <w:tblW w:type="auto" w:w="0"/>
+        <w:jc w:val="center"/>
+        <w:tblLook w:firstColumn="1" w:firstRow="1" w:lastColumn="0" w:lastRow="0" w:noHBand="0" w:noVBand="1" w:val="04A0"/>
+      </w:tblPr>
+      <w:tblGrid>
+        <w:gridCol w:w="9792"/>
+      </w:tblGrid>
+      <w:tr>
+        <w:tc>
+          <w:tcPr>
+            <w:tcW w:type="dxa" w:w="9792"/>
+            <w:shd w:fill="F5F6F8"/>
+            <w:tcMar>
+              <w:top w:w="80" w:type="dxa"/>
+              <w:bottom w:w="80" w:type="dxa"/>
+              <w:left w:w="140" w:type="dxa"/>
+              <w:right w:w="140" w:type="dxa"/>
+            </w:tcMar>
+            <w:tcBorders>
+              <w:left w:val="single" w:sz="18" w:space="0" w:color="CBD5E0"/>
+              <w:top w:val="none"/>
+              <w:right w:val="none"/>
+              <w:bottom w:val="none"/>
+            </w:tcBorders>
+          </w:tcPr>
+          <w:p>
+            <w:pPr>
+              <w:spacing w:line="240" w:lineRule="auto" w:after="0"/>
+            </w:pPr>
+            <w:r>
+              <w:rPr>
+                <w:rFonts w:ascii="Consolas" w:hAnsi="Consolas"/>
+                <w:color w:val="2D3748"/>
+                <w:sz w:val="18"/>
+              </w:rPr>
+              <w:t>P = (V_1 * V_2') / (2π f_s L) * φ (1 - |φ| / π) = (V_1 * (n V_2)) / (2 f_s L) * d (1 - |d|)</w:t>
+            </w:r>
+          </w:p>
+        </w:tc>
+      </w:tr>
+    </w:tbl>
+    <w:p/>
     <w:p>
       <w:pPr>
         <w:spacing w:after="80"/>
@@ -3236,18 +2631,10 @@
       </w:pPr>
       <w:r>
         <w:rPr>
-          <w:i/>
-          <w:color w:val="145AA0"/>
-          <w:sz w:val="21"/>
-        </w:rPr>
-        <w:t>V_1</w:t>
-      </w:r>
-      <w:r>
-        <w:rPr>
           <w:color w:val="282C34"/>
           <w:sz w:val="21"/>
         </w:rPr>
-        <w:t>: DC voltage of Port 1</w:t>
+        <w:t>V_1: DC voltage of Port 1</w:t>
       </w:r>
     </w:p>
     <w:p>
@@ -3258,33 +2645,10 @@
       </w:pPr>
       <w:r>
         <w:rPr>
-          <w:i/>
-          <w:color w:val="145AA0"/>
-          <w:sz w:val="21"/>
-        </w:rPr>
-        <w:t>V_2' = n \cdot V_2</w:t>
-      </w:r>
-      <w:r>
-        <w:rPr>
           <w:color w:val="282C34"/>
           <w:sz w:val="21"/>
         </w:rPr>
-        <w:t>: DC voltage of Port 2 reflected to primary (</w:t>
-      </w:r>
-      <w:r>
-        <w:rPr>
-          <w:i/>
-          <w:color w:val="145AA0"/>
-          <w:sz w:val="21"/>
-        </w:rPr>
-        <w:t>n = N_1 / N_2</w:t>
-      </w:r>
-      <w:r>
-        <w:rPr>
-          <w:color w:val="282C34"/>
-          <w:sz w:val="21"/>
-        </w:rPr>
-        <w:t>)</w:t>
+        <w:t>V_2' = n * V_2: DC voltage of Port 2 reflected to primary (n = N_1 / N_2)</w:t>
       </w:r>
     </w:p>
     <w:p>
@@ -3295,18 +2659,10 @@
       </w:pPr>
       <w:r>
         <w:rPr>
-          <w:i/>
-          <w:color w:val="145AA0"/>
-          <w:sz w:val="21"/>
-        </w:rPr>
-        <w:t>L = L_{ext + L_{leakage</w:t>
-      </w:r>
-      <w:r>
-        <w:rPr>
           <w:color w:val="282C34"/>
           <w:sz w:val="21"/>
         </w:rPr>
-        <w:t>: Total series energy-transfer inductance</w:t>
+        <w:t>L = L_ext + L_leakage: Total series energy-transfer inductance</w:t>
       </w:r>
     </w:p>
     <w:p>
@@ -3317,33 +2673,10 @@
       </w:pPr>
       <w:r>
         <w:rPr>
-          <w:i/>
-          <w:color w:val="145AA0"/>
-          <w:sz w:val="21"/>
-        </w:rPr>
-        <w:t>f_s</w:t>
-      </w:r>
-      <w:r>
-        <w:rPr>
           <w:color w:val="282C34"/>
           <w:sz w:val="21"/>
         </w:rPr>
-        <w:t>: Switching frequency (</w:t>
-      </w:r>
-      <w:r>
-        <w:rPr>
-          <w:i/>
-          <w:color w:val="145AA0"/>
-          <w:sz w:val="21"/>
-        </w:rPr>
-        <w:t>Hz</w:t>
-      </w:r>
-      <w:r>
-        <w:rPr>
-          <w:color w:val="282C34"/>
-          <w:sz w:val="21"/>
-        </w:rPr>
-        <w:t>)</w:t>
+        <w:t>f_s: Switching frequency (Hz)</w:t>
       </w:r>
     </w:p>
     <w:p>
@@ -3376,7 +2709,7 @@
           <w:color w:val="282C34"/>
           <w:sz w:val="21"/>
         </w:rPr>
-        <w:t>$90^\circ$ ($\phi = \pi/2$, or $d = 0.5$)</w:t>
+        <w:t>90° (φ = π/2, or d = 0.5)</w:t>
       </w:r>
       <w:r>
         <w:rPr>
@@ -3386,32 +2719,50 @@
         <w:t>:</w:t>
       </w:r>
     </w:p>
-    <w:p>
-      <w:pPr>
-        <w:spacing w:after="80"/>
-      </w:pPr>
-      <w:r>
-        <w:rPr>
-          <w:i/>
-          <w:color w:val="145AA0"/>
-          <w:sz w:val="21"/>
-        </w:rPr>
-      </w:r>
-      <w:r>
-        <w:rPr>
-          <w:color w:val="282C34"/>
-          <w:sz w:val="21"/>
-        </w:rPr>
-        <w:t>P_{max} = \frac{V_1 \cdot V_2'}{8 f_s L}</w:t>
-      </w:r>
-      <w:r>
-        <w:rPr>
-          <w:i/>
-          <w:color w:val="145AA0"/>
-          <w:sz w:val="21"/>
-        </w:rPr>
-      </w:r>
-    </w:p>
+    <w:tbl>
+      <w:tblPr>
+        <w:tblW w:type="auto" w:w="0"/>
+        <w:jc w:val="center"/>
+        <w:tblLook w:firstColumn="1" w:firstRow="1" w:lastColumn="0" w:lastRow="0" w:noHBand="0" w:noVBand="1" w:val="04A0"/>
+      </w:tblPr>
+      <w:tblGrid>
+        <w:gridCol w:w="9792"/>
+      </w:tblGrid>
+      <w:tr>
+        <w:tc>
+          <w:tcPr>
+            <w:tcW w:type="dxa" w:w="9792"/>
+            <w:shd w:fill="F5F6F8"/>
+            <w:tcMar>
+              <w:top w:w="80" w:type="dxa"/>
+              <w:bottom w:w="80" w:type="dxa"/>
+              <w:left w:w="140" w:type="dxa"/>
+              <w:right w:w="140" w:type="dxa"/>
+            </w:tcMar>
+            <w:tcBorders>
+              <w:left w:val="single" w:sz="18" w:space="0" w:color="CBD5E0"/>
+              <w:top w:val="none"/>
+              <w:right w:val="none"/>
+              <w:bottom w:val="none"/>
+            </w:tcBorders>
+          </w:tcPr>
+          <w:p>
+            <w:pPr>
+              <w:spacing w:line="240" w:lineRule="auto" w:after="0"/>
+            </w:pPr>
+            <w:r>
+              <w:rPr>
+                <w:rFonts w:ascii="Consolas" w:hAnsi="Consolas"/>
+                <w:color w:val="2D3748"/>
+                <w:sz w:val="18"/>
+              </w:rPr>
+              <w:t>P_max = (V_1 * V_2') / (8 f_s L)</w:t>
+            </w:r>
+          </w:p>
+        </w:tc>
+      </w:tr>
+    </w:tbl>
+    <w:p/>
     <w:p>
       <w:pPr>
         <w:spacing w:after="80"/>
@@ -3429,37 +2780,7 @@
           <w:color w:val="282C34"/>
           <w:sz w:val="21"/>
         </w:rPr>
-        <w:t xml:space="preserve">: Normal operating power is sized at </w:t>
-      </w:r>
-      <w:r>
-        <w:rPr>
-          <w:i/>
-          <w:color w:val="145AA0"/>
-          <w:sz w:val="21"/>
-        </w:rPr>
-        <w:t>d_{nom \approx 0.2 \dots 0.35</w:t>
-      </w:r>
-      <w:r>
-        <w:rPr>
-          <w:color w:val="282C34"/>
-          <w:sz w:val="21"/>
-        </w:rPr>
-        <w:t xml:space="preserve"> (</w:t>
-      </w:r>
-      <w:r>
-        <w:rPr>
-          <w:i/>
-          <w:color w:val="145AA0"/>
-          <w:sz w:val="21"/>
-        </w:rPr>
-        <w:t>\phi \approx 36^\circ \dots 63^\circ</w:t>
-      </w:r>
-      <w:r>
-        <w:rPr>
-          <w:color w:val="282C34"/>
-          <w:sz w:val="21"/>
-        </w:rPr>
-        <w:t>) to reserve dynamic margin and maintain high efficiency.</w:t>
+        <w:t>: Normal operating power is sized at d_nom ≈ 0.2 ... 0.35 (φ ≈ 36° ... 63°) to reserve dynamic margin and maintain high efficiency.</w:t>
       </w:r>
     </w:p>
     <w:p>
@@ -3492,22 +2813,7 @@
           <w:color w:val="282C34"/>
           <w:sz w:val="21"/>
         </w:rPr>
-        <w:t>The DAB topology achieves ultra-high efficiency (</w:t>
-      </w:r>
-      <w:r>
-        <w:rPr>
-          <w:i/>
-          <w:color w:val="145AA0"/>
-          <w:sz w:val="21"/>
-        </w:rPr>
-        <w:t>&gt; 97.5\%</w:t>
-      </w:r>
-      <w:r>
-        <w:rPr>
-          <w:color w:val="282C34"/>
-          <w:sz w:val="21"/>
-        </w:rPr>
-        <w:t xml:space="preserve">) by operating with </w:t>
+        <w:t xml:space="preserve">The DAB topology achieves ultra-high efficiency (&gt; 97.5\%) by operating with </w:t>
       </w:r>
       <w:r>
         <w:rPr>
@@ -3536,52 +2842,7 @@
           <w:color w:val="282C34"/>
           <w:sz w:val="21"/>
         </w:rPr>
-        <w:t xml:space="preserve">Before each MOSFET turns on, the circulating inductive current </w:t>
-      </w:r>
-      <w:r>
-        <w:rPr>
-          <w:i/>
-          <w:color w:val="145AA0"/>
-          <w:sz w:val="21"/>
-        </w:rPr>
-        <w:t>i_L(t)</w:t>
-      </w:r>
-      <w:r>
-        <w:rPr>
-          <w:color w:val="282C34"/>
-          <w:sz w:val="21"/>
-        </w:rPr>
-        <w:t xml:space="preserve"> discharges the output capacitance (</w:t>
-      </w:r>
-      <w:r>
-        <w:rPr>
-          <w:i/>
-          <w:color w:val="145AA0"/>
-          <w:sz w:val="21"/>
-        </w:rPr>
-        <w:t>C_{oss</w:t>
-      </w:r>
-      <w:r>
-        <w:rPr>
-          <w:color w:val="282C34"/>
-          <w:sz w:val="21"/>
-        </w:rPr>
-        <w:t xml:space="preserve">) of the incoming switch and charges </w:t>
-      </w:r>
-      <w:r>
-        <w:rPr>
-          <w:i/>
-          <w:color w:val="145AA0"/>
-          <w:sz w:val="21"/>
-        </w:rPr>
-        <w:t>C_{oss</w:t>
-      </w:r>
-      <w:r>
-        <w:rPr>
-          <w:color w:val="282C34"/>
-          <w:sz w:val="21"/>
-        </w:rPr>
-        <w:t xml:space="preserve"> of the outgoing switch.</w:t>
+        <w:t>Before each MOSFET turns on, the circulating inductive current i_L(t) discharges the output capacitance (C_oss) of the incoming switch and charges C_oss of the outgoing switch.</w:t>
       </w:r>
     </w:p>
     <w:p>
@@ -3595,37 +2856,7 @@
           <w:color w:val="282C34"/>
           <w:sz w:val="21"/>
         </w:rPr>
-        <w:t xml:space="preserve">When </w:t>
-      </w:r>
-      <w:r>
-        <w:rPr>
-          <w:i/>
-          <w:color w:val="145AA0"/>
-          <w:sz w:val="21"/>
-        </w:rPr>
-        <w:t>V_{DS</w:t>
-      </w:r>
-      <w:r>
-        <w:rPr>
-          <w:color w:val="282C34"/>
-          <w:sz w:val="21"/>
-        </w:rPr>
-        <w:t xml:space="preserve"> drops to zero, the anti-parallel body diode clamps the switch to zero volts, allowing lossless turn-on (</w:t>
-      </w:r>
-      <w:r>
-        <w:rPr>
-          <w:i/>
-          <w:color w:val="145AA0"/>
-          <w:sz w:val="21"/>
-        </w:rPr>
-        <w:t>P_{sw(on) = 0</w:t>
-      </w:r>
-      <w:r>
-        <w:rPr>
-          <w:color w:val="282C34"/>
-          <w:sz w:val="21"/>
-        </w:rPr>
-        <w:t>).</w:t>
+        <w:t>When V_DS drops to zero, the anti-parallel body diode clamps the switch to zero volts, allowing lossless turn-on (P_sw(on) = 0).</w:t>
       </w:r>
     </w:p>
     <w:tbl>
@@ -3716,22 +2947,7 @@
           <w:color w:val="282C34"/>
           <w:sz w:val="21"/>
         </w:rPr>
-        <w:t xml:space="preserve">Defining the voltage conversion ratio </w:t>
-      </w:r>
-      <w:r>
-        <w:rPr>
-          <w:i/>
-          <w:color w:val="145AA0"/>
-          <w:sz w:val="21"/>
-        </w:rPr>
-        <w:t>M = \frac{n V_2{V_1</w:t>
-      </w:r>
-      <w:r>
-        <w:rPr>
-          <w:color w:val="282C34"/>
-          <w:sz w:val="21"/>
-        </w:rPr>
-        <w:t>:</w:t>
+        <w:t>Defining the voltage conversion ratio M = (n V_2) / V_1:</w:t>
       </w:r>
     </w:p>
     <w:p>
@@ -3756,32 +2972,50 @@
         <w:t>:</w:t>
       </w:r>
     </w:p>
-    <w:p>
-      <w:pPr>
-        <w:spacing w:after="80"/>
-      </w:pPr>
-      <w:r>
-        <w:rPr>
-          <w:i/>
-          <w:color w:val="145AA0"/>
-          <w:sz w:val="21"/>
-        </w:rPr>
-      </w:r>
-      <w:r>
-        <w:rPr>
-          <w:color w:val="282C34"/>
-          <w:sz w:val="21"/>
-        </w:rPr>
-        <w:t>d \ge \frac{M - 1}{2 M} \quad (\text{For } M &gt; 1)</w:t>
-      </w:r>
-      <w:r>
-        <w:rPr>
-          <w:i/>
-          <w:color w:val="145AA0"/>
-          <w:sz w:val="21"/>
-        </w:rPr>
-      </w:r>
-    </w:p>
+    <w:tbl>
+      <w:tblPr>
+        <w:tblW w:type="auto" w:w="0"/>
+        <w:jc w:val="center"/>
+        <w:tblLook w:firstColumn="1" w:firstRow="1" w:lastColumn="0" w:lastRow="0" w:noHBand="0" w:noVBand="1" w:val="04A0"/>
+      </w:tblPr>
+      <w:tblGrid>
+        <w:gridCol w:w="9792"/>
+      </w:tblGrid>
+      <w:tr>
+        <w:tc>
+          <w:tcPr>
+            <w:tcW w:type="dxa" w:w="9792"/>
+            <w:shd w:fill="F5F6F8"/>
+            <w:tcMar>
+              <w:top w:w="80" w:type="dxa"/>
+              <w:bottom w:w="80" w:type="dxa"/>
+              <w:left w:w="140" w:type="dxa"/>
+              <w:right w:w="140" w:type="dxa"/>
+            </w:tcMar>
+            <w:tcBorders>
+              <w:left w:val="single" w:sz="18" w:space="0" w:color="CBD5E0"/>
+              <w:top w:val="none"/>
+              <w:right w:val="none"/>
+              <w:bottom w:val="none"/>
+            </w:tcBorders>
+          </w:tcPr>
+          <w:p>
+            <w:pPr>
+              <w:spacing w:line="240" w:lineRule="auto" w:after="0"/>
+            </w:pPr>
+            <w:r>
+              <w:rPr>
+                <w:rFonts w:ascii="Consolas" w:hAnsi="Consolas"/>
+                <w:color w:val="2D3748"/>
+                <w:sz w:val="18"/>
+              </w:rPr>
+              <w:t>d &gt;= (M - 1) / (2 M) (For M &gt; 1)</w:t>
+            </w:r>
+          </w:p>
+        </w:tc>
+      </w:tr>
+    </w:tbl>
+    <w:p/>
     <w:p>
       <w:pPr>
         <w:pStyle w:val="ListNumber"/>
@@ -3804,32 +3038,50 @@
         <w:t>:</w:t>
       </w:r>
     </w:p>
-    <w:p>
-      <w:pPr>
-        <w:spacing w:after="80"/>
-      </w:pPr>
-      <w:r>
-        <w:rPr>
-          <w:i/>
-          <w:color w:val="145AA0"/>
-          <w:sz w:val="21"/>
-        </w:rPr>
-      </w:r>
-      <w:r>
-        <w:rPr>
-          <w:color w:val="282C34"/>
-          <w:sz w:val="21"/>
-        </w:rPr>
-        <w:t>d \ge \frac{1 - M}{2} \quad (\text{For } M &lt; 1)</w:t>
-      </w:r>
-      <w:r>
-        <w:rPr>
-          <w:i/>
-          <w:color w:val="145AA0"/>
-          <w:sz w:val="21"/>
-        </w:rPr>
-      </w:r>
-    </w:p>
+    <w:tbl>
+      <w:tblPr>
+        <w:tblW w:type="auto" w:w="0"/>
+        <w:jc w:val="center"/>
+        <w:tblLook w:firstColumn="1" w:firstRow="1" w:lastColumn="0" w:lastRow="0" w:noHBand="0" w:noVBand="1" w:val="04A0"/>
+      </w:tblPr>
+      <w:tblGrid>
+        <w:gridCol w:w="9792"/>
+      </w:tblGrid>
+      <w:tr>
+        <w:tc>
+          <w:tcPr>
+            <w:tcW w:type="dxa" w:w="9792"/>
+            <w:shd w:fill="F5F6F8"/>
+            <w:tcMar>
+              <w:top w:w="80" w:type="dxa"/>
+              <w:bottom w:w="80" w:type="dxa"/>
+              <w:left w:w="140" w:type="dxa"/>
+              <w:right w:w="140" w:type="dxa"/>
+            </w:tcMar>
+            <w:tcBorders>
+              <w:left w:val="single" w:sz="18" w:space="0" w:color="CBD5E0"/>
+              <w:top w:val="none"/>
+              <w:right w:val="none"/>
+              <w:bottom w:val="none"/>
+            </w:tcBorders>
+          </w:tcPr>
+          <w:p>
+            <w:pPr>
+              <w:spacing w:line="240" w:lineRule="auto" w:after="0"/>
+            </w:pPr>
+            <w:r>
+              <w:rPr>
+                <w:rFonts w:ascii="Consolas" w:hAnsi="Consolas"/>
+                <w:color w:val="2D3748"/>
+                <w:sz w:val="18"/>
+              </w:rPr>
+              <w:t>d &gt;= (1 - M) / 2 (For M &lt; 1)</w:t>
+            </w:r>
+          </w:p>
+        </w:tc>
+      </w:tr>
+    </w:tbl>
+    <w:p/>
     <w:p>
       <w:pPr>
         <w:pStyle w:val="ListBullet"/>
@@ -3841,22 +3093,7 @@
           <w:color w:val="282C34"/>
           <w:sz w:val="21"/>
         </w:rPr>
-        <w:t xml:space="preserve">When </w:t>
-      </w:r>
-      <w:r>
-        <w:rPr>
-          <w:i/>
-          <w:color w:val="145AA0"/>
-          <w:sz w:val="21"/>
-        </w:rPr>
-        <w:t>M = 1.0</w:t>
-      </w:r>
-      <w:r>
-        <w:rPr>
-          <w:color w:val="282C34"/>
-          <w:sz w:val="21"/>
-        </w:rPr>
-        <w:t xml:space="preserve"> (perfectly matched transformer ratio), </w:t>
+        <w:t xml:space="preserve">When M = 1.0 (perfectly matched transformer ratio), </w:t>
       </w:r>
       <w:r>
         <w:rPr>
@@ -3885,37 +3122,7 @@
           <w:color w:val="282C34"/>
           <w:sz w:val="21"/>
         </w:rPr>
-        <w:t xml:space="preserve">When </w:t>
-      </w:r>
-      <w:r>
-        <w:rPr>
-          <w:i/>
-          <w:color w:val="145AA0"/>
-          <w:sz w:val="21"/>
-        </w:rPr>
-        <w:t>M \neq 1.0</w:t>
-      </w:r>
-      <w:r>
-        <w:rPr>
-          <w:color w:val="282C34"/>
-          <w:sz w:val="21"/>
-        </w:rPr>
-        <w:t xml:space="preserve"> at light loads, inductive energy is insufficient to completely discharge </w:t>
-      </w:r>
-      <w:r>
-        <w:rPr>
-          <w:i/>
-          <w:color w:val="145AA0"/>
-          <w:sz w:val="21"/>
-        </w:rPr>
-        <w:t>C_{oss</w:t>
-      </w:r>
-      <w:r>
-        <w:rPr>
-          <w:color w:val="282C34"/>
-          <w:sz w:val="21"/>
-        </w:rPr>
-        <w:t>, causing loss of ZVS and increased switching dissipation.</w:t>
+        <w:t>When M !=q 1.0 at light loads, inductive energy is insufficient to completely discharge C_oss, causing loss of ZVS and increased switching dissipation.</w:t>
       </w:r>
     </w:p>
     <w:p>
@@ -4000,25 +3207,25 @@
               <w:br/>
               <w:t>│ **Single Phase Shift│ 1 Degree of       │ Simplest control implementation;        │</w:t>
               <w:br/>
-              <w:t>│ (SPS)**             │ Freedom ($\phi$)  │ high circulating current at light load. │</w:t>
+              <w:t>│ (SPS)**             │ Freedom (φ)  │ high circulating current at light load. │</w:t>
               <w:br/>
               <w:t>├─────────────────────┼───────────────────┼─────────────────────────────────────────┤</w:t>
               <w:br/>
               <w:t>│ **Extended Phase    │ 2 Degrees         │ Introduces inner duty cycle on primary  │</w:t>
               <w:br/>
-              <w:t>│ Shift (EPS)**       │ ($\phi, D_1$)     │ bridge; expands ZVS down to 20% load.   │</w:t>
+              <w:t>│ Shift (EPS)**       │ (φ, D_1)     │ bridge; expands ZVS down to 20% load.   │</w:t>
               <w:br/>
               <w:t>├─────────────────────┼───────────────────┼─────────────────────────────────────────┤</w:t>
               <w:br/>
               <w:t>│ **Dual Phase Shift  │ 2 Degrees         │ Synchronized inner duty cycles          │</w:t>
               <w:br/>
-              <w:t>│ (DPS)**             │ ($\phi, D_1=D_2$) │ ($D_1 = D_2$); slashes reactive power.  │</w:t>
+              <w:t>│ (DPS)**             │ (φ, D_1=D_2) │ (D_1 = D_2); slashes reactive power.  │</w:t>
               <w:br/>
               <w:t>├─────────────────────┼───────────────────┼─────────────────────────────────────────┤</w:t>
               <w:br/>
-              <w:t>│ **Triple Phase Shift│ 3 Degrees         │ Independent control of $\phi, D_1, D_2$;│</w:t>
+              <w:t>│ **Triple Phase Shift│ 3 Degrees         │ Independent control of φ, D_1, D_2;│</w:t>
               <w:br/>
-              <w:t>│ (TPS)**             │ ($\phi, D_1, D_2$)│ Global minimum RMS current optimization.│</w:t>
+              <w:t>│ (TPS)**             │ (φ, D_1, D_2)│ Global minimum RMS current optimization.│</w:t>
               <w:br/>
               <w:t>└─────────────────────┴───────────────────┴─────────────────────────────────────────┘</w:t>
             </w:r>
@@ -4067,22 +3274,7 @@
           <w:color w:val="282C34"/>
           <w:sz w:val="21"/>
         </w:rPr>
-        <w:t xml:space="preserve">: </w:t>
-      </w:r>
-      <w:r>
-        <w:rPr>
-          <w:i/>
-          <w:color w:val="145AA0"/>
-          <w:sz w:val="21"/>
-        </w:rPr>
-        <w:t>V_1 = 400\,V</w:t>
-      </w:r>
-      <w:r>
-        <w:rPr>
-          <w:color w:val="282C34"/>
-          <w:sz w:val="21"/>
-        </w:rPr>
-        <w:t xml:space="preserve"> DC</w:t>
+        <w:t>: V_1 = 400 V DC</w:t>
       </w:r>
     </w:p>
     <w:p>
@@ -4104,37 +3296,7 @@
           <w:color w:val="282C34"/>
           <w:sz w:val="21"/>
         </w:rPr>
-        <w:t xml:space="preserve">: </w:t>
-      </w:r>
-      <w:r>
-        <w:rPr>
-          <w:i/>
-          <w:color w:val="145AA0"/>
-          <w:sz w:val="21"/>
-        </w:rPr>
-        <w:t>V_2 = 300\,V \dots 450\,V</w:t>
-      </w:r>
-      <w:r>
-        <w:rPr>
-          <w:color w:val="282C34"/>
-          <w:sz w:val="21"/>
-        </w:rPr>
-        <w:t xml:space="preserve"> DC (Nominal </w:t>
-      </w:r>
-      <w:r>
-        <w:rPr>
-          <w:i/>
-          <w:color w:val="145AA0"/>
-          <w:sz w:val="21"/>
-        </w:rPr>
-        <w:t>400\,V</w:t>
-      </w:r>
-      <w:r>
-        <w:rPr>
-          <w:color w:val="282C34"/>
-          <w:sz w:val="21"/>
-        </w:rPr>
-        <w:t>)</w:t>
+        <w:t>: V_2 = 300 V ... 450 V DC (Nominal 400 V)</w:t>
       </w:r>
     </w:p>
     <w:p>
@@ -4156,15 +3318,7 @@
           <w:color w:val="282C34"/>
           <w:sz w:val="21"/>
         </w:rPr>
-        <w:t xml:space="preserve">: </w:t>
-      </w:r>
-      <w:r>
-        <w:rPr>
-          <w:i/>
-          <w:color w:val="145AA0"/>
-          <w:sz w:val="21"/>
-        </w:rPr>
-        <w:t>P = 10.0\,kW</w:t>
+        <w:t>: P = 10.0 kW</w:t>
       </w:r>
     </w:p>
     <w:p>
@@ -4186,15 +3340,7 @@
           <w:color w:val="282C34"/>
           <w:sz w:val="21"/>
         </w:rPr>
-        <w:t xml:space="preserve">: </w:t>
-      </w:r>
-      <w:r>
-        <w:rPr>
-          <w:i/>
-          <w:color w:val="145AA0"/>
-          <w:sz w:val="21"/>
-        </w:rPr>
-        <w:t>f_s = 100\,kHz</w:t>
+        <w:t>: f_s = 100 kHz</w:t>
       </w:r>
     </w:p>
     <w:p>
@@ -4216,15 +3362,7 @@
           <w:color w:val="282C34"/>
           <w:sz w:val="21"/>
         </w:rPr>
-        <w:t xml:space="preserve">: </w:t>
-      </w:r>
-      <w:r>
-        <w:rPr>
-          <w:i/>
-          <w:color w:val="145AA0"/>
-          <w:sz w:val="21"/>
-        </w:rPr>
-        <w:t>n = N_1 / N_2 = 1.0</w:t>
+        <w:t>: n = N_1 / N_2 = 1.0</w:t>
       </w:r>
     </w:p>
     <w:p>
@@ -4246,37 +3384,7 @@
           <w:color w:val="282C34"/>
           <w:sz w:val="21"/>
         </w:rPr>
-        <w:t xml:space="preserve">: </w:t>
-      </w:r>
-      <w:r>
-        <w:rPr>
-          <w:i/>
-          <w:color w:val="145AA0"/>
-          <w:sz w:val="21"/>
-        </w:rPr>
-        <w:t>d = 0.25</w:t>
-      </w:r>
-      <w:r>
-        <w:rPr>
-          <w:color w:val="282C34"/>
-          <w:sz w:val="21"/>
-        </w:rPr>
-        <w:t xml:space="preserve"> (</w:t>
-      </w:r>
-      <w:r>
-        <w:rPr>
-          <w:i/>
-          <w:color w:val="145AA0"/>
-          <w:sz w:val="21"/>
-        </w:rPr>
-        <w:t>\phi = 45^\circ</w:t>
-      </w:r>
-      <w:r>
-        <w:rPr>
-          <w:color w:val="282C34"/>
-          <w:sz w:val="21"/>
-        </w:rPr>
-        <w:t>)</w:t>
+        <w:t>: d = 0.25 (φ = 45°)</w:t>
       </w:r>
     </w:p>
     <w:p>
@@ -4289,52 +3397,53 @@
           <w:color w:val="4682B4"/>
           <w:sz w:val="24"/>
         </w:rPr>
-        <w:t>Energy-Transfer Inductor Sizing (</w:t>
-      </w:r>
-      <w:r>
-        <w:rPr>
-          <w:b/>
-          <w:i/>
-          <w:color w:val="145AA0"/>
-          <w:sz w:val="24"/>
-        </w:rPr>
-        <w:t>L</w:t>
-      </w:r>
-      <w:r>
-        <w:rPr>
-          <w:b/>
-          <w:color w:val="4682B4"/>
-          <w:sz w:val="24"/>
-        </w:rPr>
-        <w:t>):</w:t>
+        <w:t>Energy-Transfer Inductor Sizing (L):</w:t>
       </w:r>
     </w:p>
-    <w:p>
-      <w:pPr>
-        <w:spacing w:after="80"/>
-      </w:pPr>
-      <w:r>
-        <w:rPr>
-          <w:i/>
-          <w:color w:val="145AA0"/>
-          <w:sz w:val="21"/>
-        </w:rPr>
-      </w:r>
-      <w:r>
-        <w:rPr>
-          <w:color w:val="282C34"/>
-          <w:sz w:val="21"/>
-        </w:rPr>
-        <w:t>L = \frac{V_1 \cdot (n V_2)}{2 f_s \cdot P} \cdot d(1 - d) = \frac{400 \times 400}{2 \cdot 100000 \cdot 10000} \cdot 0.25(1 - 0.25) = \frac{160000}{2 \times 10^9} \cdot 0.1875 = \mathbf{15.0\,\mu\text{H}}</w:t>
-      </w:r>
-      <w:r>
-        <w:rPr>
-          <w:i/>
-          <w:color w:val="145AA0"/>
-          <w:sz w:val="21"/>
-        </w:rPr>
-      </w:r>
-    </w:p>
+    <w:tbl>
+      <w:tblPr>
+        <w:tblW w:type="auto" w:w="0"/>
+        <w:jc w:val="center"/>
+        <w:tblLook w:firstColumn="1" w:firstRow="1" w:lastColumn="0" w:lastRow="0" w:noHBand="0" w:noVBand="1" w:val="04A0"/>
+      </w:tblPr>
+      <w:tblGrid>
+        <w:gridCol w:w="9792"/>
+      </w:tblGrid>
+      <w:tr>
+        <w:tc>
+          <w:tcPr>
+            <w:tcW w:type="dxa" w:w="9792"/>
+            <w:shd w:fill="F5F6F8"/>
+            <w:tcMar>
+              <w:top w:w="80" w:type="dxa"/>
+              <w:bottom w:w="80" w:type="dxa"/>
+              <w:left w:w="140" w:type="dxa"/>
+              <w:right w:w="140" w:type="dxa"/>
+            </w:tcMar>
+            <w:tcBorders>
+              <w:left w:val="single" w:sz="18" w:space="0" w:color="CBD5E0"/>
+              <w:top w:val="none"/>
+              <w:right w:val="none"/>
+              <w:bottom w:val="none"/>
+            </w:tcBorders>
+          </w:tcPr>
+          <w:p>
+            <w:pPr>
+              <w:spacing w:line="240" w:lineRule="auto" w:after="0"/>
+            </w:pPr>
+            <w:r>
+              <w:rPr>
+                <w:rFonts w:ascii="Consolas" w:hAnsi="Consolas"/>
+                <w:color w:val="2D3748"/>
+                <w:sz w:val="18"/>
+              </w:rPr>
+              <w:t>L = (V_1 * (n V_2)) / (2 f_s * P) * d(1 - d) = (400 * 400) / (2 * 100000 * 10000) * 0.25(1 - 0.25) = 160000 / (2 * 10^9) * 0.1875 = 15.0 µH</w:t>
+            </w:r>
+          </w:p>
+        </w:tc>
+      </w:tr>
+    </w:tbl>
+    <w:p/>
     <w:p>
       <w:pPr>
         <w:spacing w:after="80"/>
@@ -4352,22 +3461,7 @@
           <w:color w:val="282C34"/>
           <w:sz w:val="21"/>
         </w:rPr>
-        <w:t xml:space="preserve">: High-frequency low-loss Sendust / Nanocrystalline distributed-gap toroidal inductor carrying </w:t>
-      </w:r>
-      <w:r>
-        <w:rPr>
-          <w:i/>
-          <w:color w:val="145AA0"/>
-          <w:sz w:val="21"/>
-        </w:rPr>
-        <w:t>35\,A_{RMS</w:t>
-      </w:r>
-      <w:r>
-        <w:rPr>
-          <w:color w:val="282C34"/>
-          <w:sz w:val="21"/>
-        </w:rPr>
-        <w:t xml:space="preserve"> AC current.</w:t>
+        <w:t>: High-frequency low-loss Sendust / Nanocrystalline distributed-gap toroidal inductor carrying 35 A_RMS AC current.</w:t>
       </w:r>
     </w:p>
     <w:sectPr>
